--- a/3.1_activity/kline(2026_10_22)STA220-3.1_guide_google_maps.docx
+++ b/3.1_activity/kline(2026_10_22)STA220-3.1_guide_google_maps.docx
@@ -1,14 +1,14 @@
 
 <file path=word/document.xml><?xml version="1.0" encoding="utf-8"?>
-<w:document xmlns:w="http://schemas.openxmlformats.org/wordprocessingml/2006/main" xmlns:m="http://schemas.openxmlformats.org/officeDocument/2006/math" xmlns:r="http://schemas.openxmlformats.org/officeDocument/2006/relationships" xmlns:o="urn:schemas-microsoft-com:office:office" xmlns:v="urn:schemas-microsoft-com:vml" xmlns:w10="urn:schemas-microsoft-com:office:word" xmlns:a="http://schemas.openxmlformats.org/drawingml/2006/main" xmlns:pic="http://schemas.openxmlformats.org/drawingml/2006/picture" xmlns:wp="http://schemas.openxmlformats.org/drawingml/2006/wordprocessingDrawing">
+<w:document xmlns:wpc="http://schemas.microsoft.com/office/word/2010/wordprocessingCanvas" xmlns:cx="http://schemas.microsoft.com/office/drawing/2014/chartex" xmlns:cx1="http://schemas.microsoft.com/office/drawing/2015/9/8/chartex" xmlns:cx2="http://schemas.microsoft.com/office/drawing/2015/10/21/chartex" xmlns:cx3="http://schemas.microsoft.com/office/drawing/2016/5/9/chartex" xmlns:cx4="http://schemas.microsoft.com/office/drawing/2016/5/10/chartex" xmlns:cx5="http://schemas.microsoft.com/office/drawing/2016/5/11/chartex" xmlns:cx6="http://schemas.microsoft.com/office/drawing/2016/5/12/chartex" xmlns:cx7="http://schemas.microsoft.com/office/drawing/2016/5/13/chartex" xmlns:cx8="http://schemas.microsoft.com/office/drawing/2016/5/14/chartex" xmlns:mc="http://schemas.openxmlformats.org/markup-compatibility/2006" xmlns:aink="http://schemas.microsoft.com/office/drawing/2016/ink" xmlns:am3d="http://schemas.microsoft.com/office/drawing/2017/model3d" xmlns:o="urn:schemas-microsoft-com:office:office" xmlns:r="http://schemas.openxmlformats.org/officeDocument/2006/relationships" xmlns:m="http://schemas.openxmlformats.org/officeDocument/2006/math" xmlns:v="urn:schemas-microsoft-com:vml" xmlns:wp14="http://schemas.microsoft.com/office/word/2010/wordprocessingDrawing" xmlns:wp="http://schemas.openxmlformats.org/drawingml/2006/wordprocessingDrawing" xmlns:w10="urn:schemas-microsoft-com:office:word" xmlns:w="http://schemas.openxmlformats.org/wordprocessingml/2006/main" xmlns:w14="http://schemas.microsoft.com/office/word/2010/wordml" xmlns:w15="http://schemas.microsoft.com/office/word/2012/wordml" xmlns:w16cex="http://schemas.microsoft.com/office/word/2018/wordml/cex" xmlns:w16cid="http://schemas.microsoft.com/office/word/2016/wordml/cid" xmlns:w16="http://schemas.microsoft.com/office/word/2018/wordml" xmlns:w16sdtdh="http://schemas.microsoft.com/office/word/2020/wordml/sdtdatahash" xmlns:w16se="http://schemas.microsoft.com/office/word/2015/wordml/symex" xmlns:wpg="http://schemas.microsoft.com/office/word/2010/wordprocessingGroup" xmlns:wpi="http://schemas.microsoft.com/office/word/2010/wordprocessingInk" xmlns:wne="http://schemas.microsoft.com/office/word/2006/wordml" xmlns:wps="http://schemas.microsoft.com/office/word/2010/wordprocessingShape" mc:Ignorable="w14 w15 w16se w16cid w16 w16cex w16sdtdh wp14">
   <w:body>
-    <w:bookmarkStart w:id="41" w:name="finding-drive-times-with-google-maps"/>
     <w:p>
       <w:pPr>
         <w:pStyle w:val="Heading1"/>
       </w:pPr>
-      <w:r>
-        <w:t xml:space="preserve">Finding drive times with Google Maps</w:t>
+      <w:bookmarkStart w:id="0" w:name="finding-drive-times-with-google-maps"/>
+      <w:r>
+        <w:t>Finding drive times with Google Maps</w:t>
       </w:r>
     </w:p>
     <w:p>
@@ -20,7 +20,7 @@
           <w:color w:val="595959"/>
           <w:sz w:val="20"/>
         </w:rPr>
-        <w:t xml:space="preserve">STA 220, Activity 3.1 · Data for Everyday Life · Updated October 22, 2026</w:t>
+        <w:t xml:space="preserve">This guide was created with Claude AI. </w:t>
       </w:r>
     </w:p>
     <w:p>
@@ -28,16 +28,16 @@
         <w:pStyle w:val="BodyText"/>
       </w:pPr>
       <w:r>
-        <w:t xml:space="preserve">Find the drive time from TCNJ to each town’s police headquarters, then keep the towns within 20 minutes.</w:t>
-      </w:r>
-    </w:p>
-    <w:bookmarkStart w:id="20" w:name="before-you-start"/>
+        <w:t>Find the drive time from TCNJ to each town’s police headquarters, then keep the towns within 20 minutes.</w:t>
+      </w:r>
+    </w:p>
     <w:p>
       <w:pPr>
         <w:pStyle w:val="Heading2"/>
       </w:pPr>
-      <w:r>
-        <w:t xml:space="preserve">Before you start</w:t>
+      <w:bookmarkStart w:id="1" w:name="before-you-start"/>
+      <w:r>
+        <w:t>Before you start</w:t>
       </w:r>
     </w:p>
     <w:p>
@@ -45,42 +45,34 @@
         <w:pStyle w:val="FirstParagraph"/>
       </w:pPr>
       <w:r>
-        <w:t xml:space="preserve">You need google.com/maps and the addresses in</w:t>
-      </w:r>
-      <w:r>
-        <w:t xml:space="preserve"> </w:t>
+        <w:t xml:space="preserve">You need google.com/maps and the addresses in </w:t>
       </w:r>
       <w:r>
         <w:rPr>
           <w:rStyle w:val="VerbatimChar"/>
         </w:rPr>
-        <w:t xml:space="preserve">data/police_hq_addresses.xlsx</w:t>
-      </w:r>
-      <w:r>
-        <w:t xml:space="preserve"> </w:t>
-      </w:r>
-      <w:r>
-        <w:t xml:space="preserve">(column</w:t>
-      </w:r>
-      <w:r>
-        <w:t xml:space="preserve"> </w:t>
+        <w:t>data/police_hq_addresses.xlsx</w:t>
+      </w:r>
+      <w:r>
+        <w:t xml:space="preserve"> (column </w:t>
       </w:r>
       <w:r>
         <w:rPr>
           <w:rStyle w:val="VerbatimChar"/>
         </w:rPr>
-        <w:t xml:space="preserve">hq_address</w:t>
-      </w:r>
-      <w:r>
-        <w:t xml:space="preserve">). Record one row per town. The first row is an example.</w:t>
+        <w:t>hq_address</w:t>
+      </w:r>
+      <w:r>
+        <w:t>). Record one row per town. The first ro</w:t>
+      </w:r>
+      <w:r>
+        <w:t>w is an example.</w:t>
       </w:r>
     </w:p>
     <w:tbl>
       <w:tblPr>
         <w:tblStyle w:val="Table"/>
-        <w:tblW w:type="dxa" w:w="9360"/>
-        <w:tblLayout w:type="fixed"/>
-        <w:tblLook w:firstRow="1" w:lastRow="0" w:firstColumn="0" w:lastColumn="0" w:noHBand="0" w:noVBand="0" w:val="0020"/>
+        <w:tblW w:w="9360" w:type="dxa"/>
         <w:jc w:val="center"/>
         <w:tblBorders>
           <w:top w:val="single" w:sz="4" w:space="0" w:color="808080"/>
@@ -91,6 +83,7 @@
           <w:insideV w:val="single" w:sz="4" w:space="0" w:color="808080"/>
         </w:tblBorders>
         <w:tblLayout w:type="fixed"/>
+        <w:tblLook w:val="0020" w:firstRow="1" w:lastRow="0" w:firstColumn="0" w:lastColumn="0" w:noHBand="0" w:noVBand="0"/>
       </w:tblPr>
       <w:tblGrid>
         <w:gridCol w:w="1584"/>
@@ -102,125 +95,121 @@
       </w:tblGrid>
       <w:tr>
         <w:trPr>
-          <w:tblHeader w:val="true"/>
+          <w:cnfStyle w:val="100000000000" w:firstRow="1" w:lastRow="0" w:firstColumn="0" w:lastColumn="0" w:oddVBand="0" w:evenVBand="0" w:oddHBand="0" w:evenHBand="0" w:firstRowFirstColumn="0" w:firstRowLastColumn="0" w:lastRowFirstColumn="0" w:lastRowLastColumn="0"/>
+          <w:tblHeader/>
+          <w:jc w:val="center"/>
         </w:trPr>
         <w:tc>
           <w:tcPr>
-            <w:tcW w:type="dxa" w:w="1584"/>
+            <w:tcW w:w="1584" w:type="dxa"/>
             <w:shd w:val="clear" w:color="auto" w:fill="D9E1F2"/>
           </w:tcPr>
           <w:p>
             <w:pPr>
               <w:pStyle w:val="Compact"/>
               <w:spacing w:after="40"/>
-              <w:jc w:val="left"/>
             </w:pPr>
             <w:r>
               <w:rPr>
                 <w:b/>
                 <w:sz w:val="20"/>
               </w:rPr>
-              <w:t xml:space="preserve">Town</w:t>
+              <w:t>Town</w:t>
             </w:r>
           </w:p>
         </w:tc>
         <w:tc>
           <w:tcPr>
-            <w:tcW w:type="dxa" w:w="3024"/>
+            <w:tcW w:w="3024" w:type="dxa"/>
             <w:shd w:val="clear" w:color="auto" w:fill="D9E1F2"/>
           </w:tcPr>
           <w:p>
             <w:pPr>
               <w:pStyle w:val="Compact"/>
               <w:spacing w:after="40"/>
-              <w:jc w:val="left"/>
             </w:pPr>
             <w:r>
               <w:rPr>
                 <w:b/>
                 <w:sz w:val="20"/>
               </w:rPr>
-              <w:t xml:space="preserve">Police HQ address</w:t>
+              <w:t>Police HQ address</w:t>
             </w:r>
           </w:p>
         </w:tc>
         <w:tc>
           <w:tcPr>
-            <w:tcW w:type="dxa" w:w="1080"/>
+            <w:tcW w:w="1080" w:type="dxa"/>
             <w:shd w:val="clear" w:color="auto" w:fill="D9E1F2"/>
           </w:tcPr>
           <w:p>
             <w:pPr>
               <w:pStyle w:val="Compact"/>
               <w:spacing w:after="40"/>
-              <w:jc w:val="left"/>
             </w:pPr>
             <w:r>
               <w:rPr>
                 <w:b/>
                 <w:sz w:val="20"/>
               </w:rPr>
-              <w:t xml:space="preserve">Typical low (min)</w:t>
+              <w:t>Typical low (min)</w:t>
             </w:r>
           </w:p>
         </w:tc>
         <w:tc>
           <w:tcPr>
-            <w:tcW w:type="dxa" w:w="1080"/>
+            <w:tcW w:w="1080" w:type="dxa"/>
             <w:shd w:val="clear" w:color="auto" w:fill="D9E1F2"/>
           </w:tcPr>
           <w:p>
             <w:pPr>
               <w:pStyle w:val="Compact"/>
               <w:spacing w:after="40"/>
-              <w:jc w:val="left"/>
             </w:pPr>
             <w:r>
               <w:rPr>
                 <w:b/>
                 <w:sz w:val="20"/>
               </w:rPr>
-              <w:t xml:space="preserve">Typical high (min)</w:t>
+              <w:t>Typical high (min)</w:t>
             </w:r>
           </w:p>
         </w:tc>
         <w:tc>
           <w:tcPr>
-            <w:tcW w:type="dxa" w:w="864"/>
+            <w:tcW w:w="864" w:type="dxa"/>
             <w:shd w:val="clear" w:color="auto" w:fill="D9E1F2"/>
           </w:tcPr>
           <w:p>
             <w:pPr>
               <w:pStyle w:val="Compact"/>
               <w:spacing w:after="40"/>
-              <w:jc w:val="left"/>
             </w:pPr>
             <w:r>
               <w:rPr>
                 <w:b/>
                 <w:sz w:val="20"/>
               </w:rPr>
-              <w:t xml:space="preserve">Miles</w:t>
+              <w:t>Miles</w:t>
             </w:r>
           </w:p>
         </w:tc>
         <w:tc>
           <w:tcPr>
-            <w:tcW w:type="dxa" w:w="1728"/>
+            <w:tcW w:w="1728" w:type="dxa"/>
             <w:shd w:val="clear" w:color="auto" w:fill="D9E1F2"/>
           </w:tcPr>
           <w:p>
             <w:pPr>
               <w:pStyle w:val="Compact"/>
               <w:spacing w:after="40"/>
-              <w:jc w:val="left"/>
             </w:pPr>
             <w:r>
               <w:rPr>
                 <w:b/>
                 <w:sz w:val="20"/>
               </w:rPr>
-              <w:t xml:space="preserve">Day and time set</w:t>
+              <w:t>Day and time set</w:t>
             </w:r>
           </w:p>
         </w:tc>
@@ -228,112 +217,107 @@
       <w:tr>
         <w:trPr>
           <w:trHeight w:val="504"/>
+          <w:jc w:val="center"/>
         </w:trPr>
         <w:tc>
           <w:tcPr>
-            <w:tcW w:type="dxa" w:w="1584"/>
-          </w:tcPr>
-          <w:p>
-            <w:pPr>
-              <w:pStyle w:val="Compact"/>
-              <w:spacing w:after="40"/>
-              <w:jc w:val="left"/>
+            <w:tcW w:w="1584" w:type="dxa"/>
+          </w:tcPr>
+          <w:p>
+            <w:pPr>
+              <w:pStyle w:val="Compact"/>
+              <w:spacing w:after="40"/>
             </w:pPr>
             <w:r>
               <w:rPr>
                 <w:sz w:val="20"/>
               </w:rPr>
-              <w:t xml:space="preserve">Lawrence township</w:t>
+              <w:t>Lawrence township</w:t>
             </w:r>
           </w:p>
         </w:tc>
         <w:tc>
           <w:tcPr>
-            <w:tcW w:type="dxa" w:w="3024"/>
-          </w:tcPr>
-          <w:p>
-            <w:pPr>
-              <w:pStyle w:val="Compact"/>
-              <w:spacing w:after="40"/>
-              <w:jc w:val="left"/>
+            <w:tcW w:w="3024" w:type="dxa"/>
+          </w:tcPr>
+          <w:p>
+            <w:pPr>
+              <w:pStyle w:val="Compact"/>
+              <w:spacing w:after="40"/>
             </w:pPr>
             <w:r>
               <w:rPr>
                 <w:sz w:val="20"/>
               </w:rPr>
-              <w:t xml:space="preserve">2211 Lawrenceville Road, Lawrenceville, NJ 08648</w:t>
+              <w:t>2211 Lawrenceville Road, Lawrenceville, NJ 08648</w:t>
             </w:r>
           </w:p>
         </w:tc>
         <w:tc>
           <w:tcPr>
-            <w:tcW w:type="dxa" w:w="1080"/>
-          </w:tcPr>
-          <w:p>
-            <w:pPr>
-              <w:pStyle w:val="Compact"/>
-              <w:spacing w:after="40"/>
-              <w:jc w:val="left"/>
+            <w:tcW w:w="1080" w:type="dxa"/>
+          </w:tcPr>
+          <w:p>
+            <w:pPr>
+              <w:pStyle w:val="Compact"/>
+              <w:spacing w:after="40"/>
             </w:pPr>
             <w:r>
               <w:rPr>
                 <w:sz w:val="20"/>
               </w:rPr>
-              <w:t xml:space="preserve">6</w:t>
+              <w:t>6</w:t>
             </w:r>
           </w:p>
         </w:tc>
         <w:tc>
           <w:tcPr>
-            <w:tcW w:type="dxa" w:w="1080"/>
-          </w:tcPr>
-          <w:p>
-            <w:pPr>
-              <w:pStyle w:val="Compact"/>
-              <w:spacing w:after="40"/>
-              <w:jc w:val="left"/>
+            <w:tcW w:w="1080" w:type="dxa"/>
+          </w:tcPr>
+          <w:p>
+            <w:pPr>
+              <w:pStyle w:val="Compact"/>
+              <w:spacing w:after="40"/>
             </w:pPr>
             <w:r>
               <w:rPr>
                 <w:sz w:val="20"/>
               </w:rPr>
-              <w:t xml:space="preserve">9</w:t>
+              <w:t>9</w:t>
             </w:r>
           </w:p>
         </w:tc>
         <w:tc>
           <w:tcPr>
-            <w:tcW w:type="dxa" w:w="864"/>
-          </w:tcPr>
-          <w:p>
-            <w:pPr>
-              <w:pStyle w:val="Compact"/>
-              <w:spacing w:after="40"/>
-              <w:jc w:val="left"/>
+            <w:tcW w:w="864" w:type="dxa"/>
+          </w:tcPr>
+          <w:p>
+            <w:pPr>
+              <w:pStyle w:val="Compact"/>
+              <w:spacing w:after="40"/>
             </w:pPr>
             <w:r>
               <w:rPr>
                 <w:sz w:val="20"/>
               </w:rPr>
-              <w:t xml:space="preserve">4.6</w:t>
+              <w:t>4.6</w:t>
             </w:r>
           </w:p>
         </w:tc>
         <w:tc>
           <w:tcPr>
-            <w:tcW w:type="dxa" w:w="1728"/>
-          </w:tcPr>
-          <w:p>
-            <w:pPr>
-              <w:pStyle w:val="Compact"/>
-              <w:spacing w:after="40"/>
-              <w:jc w:val="left"/>
+            <w:tcW w:w="1728" w:type="dxa"/>
+          </w:tcPr>
+          <w:p>
+            <w:pPr>
+              <w:pStyle w:val="Compact"/>
+              <w:spacing w:after="40"/>
             </w:pPr>
             <w:r>
               <w:rPr>
                 <w:sz w:val="20"/>
               </w:rPr>
-              <w:t xml:space="preserve">Thu, 8:00 AM</w:t>
+              <w:t>Thu, 8:00 AM</w:t>
             </w:r>
           </w:p>
         </w:tc>
@@ -341,65 +325,66 @@
       <w:tr>
         <w:trPr>
           <w:trHeight w:val="504"/>
+          <w:jc w:val="center"/>
         </w:trPr>
         <w:tc>
           <w:tcPr>
-            <w:tcW w:type="dxa" w:w="1584"/>
-          </w:tcPr>
-          <w:p>
-            <w:pPr>
-              <w:pStyle w:val="Compact"/>
-              <w:spacing w:after="40"/>
-            </w:pPr>
-          </w:p>
-        </w:tc>
-        <w:tc>
-          <w:tcPr>
-            <w:tcW w:type="dxa" w:w="3024"/>
-          </w:tcPr>
-          <w:p>
-            <w:pPr>
-              <w:pStyle w:val="Compact"/>
-              <w:spacing w:after="40"/>
-            </w:pPr>
-          </w:p>
-        </w:tc>
-        <w:tc>
-          <w:tcPr>
-            <w:tcW w:type="dxa" w:w="1080"/>
-          </w:tcPr>
-          <w:p>
-            <w:pPr>
-              <w:pStyle w:val="Compact"/>
-              <w:spacing w:after="40"/>
-            </w:pPr>
-          </w:p>
-        </w:tc>
-        <w:tc>
-          <w:tcPr>
-            <w:tcW w:type="dxa" w:w="1080"/>
-          </w:tcPr>
-          <w:p>
-            <w:pPr>
-              <w:pStyle w:val="Compact"/>
-              <w:spacing w:after="40"/>
-            </w:pPr>
-          </w:p>
-        </w:tc>
-        <w:tc>
-          <w:tcPr>
-            <w:tcW w:type="dxa" w:w="864"/>
-          </w:tcPr>
-          <w:p>
-            <w:pPr>
-              <w:pStyle w:val="Compact"/>
-              <w:spacing w:after="40"/>
-            </w:pPr>
-          </w:p>
-        </w:tc>
-        <w:tc>
-          <w:tcPr>
-            <w:tcW w:type="dxa" w:w="1728"/>
+            <w:tcW w:w="1584" w:type="dxa"/>
+          </w:tcPr>
+          <w:p>
+            <w:pPr>
+              <w:pStyle w:val="Compact"/>
+              <w:spacing w:after="40"/>
+            </w:pPr>
+          </w:p>
+        </w:tc>
+        <w:tc>
+          <w:tcPr>
+            <w:tcW w:w="3024" w:type="dxa"/>
+          </w:tcPr>
+          <w:p>
+            <w:pPr>
+              <w:pStyle w:val="Compact"/>
+              <w:spacing w:after="40"/>
+            </w:pPr>
+          </w:p>
+        </w:tc>
+        <w:tc>
+          <w:tcPr>
+            <w:tcW w:w="1080" w:type="dxa"/>
+          </w:tcPr>
+          <w:p>
+            <w:pPr>
+              <w:pStyle w:val="Compact"/>
+              <w:spacing w:after="40"/>
+            </w:pPr>
+          </w:p>
+        </w:tc>
+        <w:tc>
+          <w:tcPr>
+            <w:tcW w:w="1080" w:type="dxa"/>
+          </w:tcPr>
+          <w:p>
+            <w:pPr>
+              <w:pStyle w:val="Compact"/>
+              <w:spacing w:after="40"/>
+            </w:pPr>
+          </w:p>
+        </w:tc>
+        <w:tc>
+          <w:tcPr>
+            <w:tcW w:w="864" w:type="dxa"/>
+          </w:tcPr>
+          <w:p>
+            <w:pPr>
+              <w:pStyle w:val="Compact"/>
+              <w:spacing w:after="40"/>
+            </w:pPr>
+          </w:p>
+        </w:tc>
+        <w:tc>
+          <w:tcPr>
+            <w:tcW w:w="1728" w:type="dxa"/>
           </w:tcPr>
           <w:p>
             <w:pPr>
@@ -412,65 +397,66 @@
       <w:tr>
         <w:trPr>
           <w:trHeight w:val="504"/>
+          <w:jc w:val="center"/>
         </w:trPr>
         <w:tc>
           <w:tcPr>
-            <w:tcW w:type="dxa" w:w="1584"/>
-          </w:tcPr>
-          <w:p>
-            <w:pPr>
-              <w:pStyle w:val="Compact"/>
-              <w:spacing w:after="40"/>
-            </w:pPr>
-          </w:p>
-        </w:tc>
-        <w:tc>
-          <w:tcPr>
-            <w:tcW w:type="dxa" w:w="3024"/>
-          </w:tcPr>
-          <w:p>
-            <w:pPr>
-              <w:pStyle w:val="Compact"/>
-              <w:spacing w:after="40"/>
-            </w:pPr>
-          </w:p>
-        </w:tc>
-        <w:tc>
-          <w:tcPr>
-            <w:tcW w:type="dxa" w:w="1080"/>
-          </w:tcPr>
-          <w:p>
-            <w:pPr>
-              <w:pStyle w:val="Compact"/>
-              <w:spacing w:after="40"/>
-            </w:pPr>
-          </w:p>
-        </w:tc>
-        <w:tc>
-          <w:tcPr>
-            <w:tcW w:type="dxa" w:w="1080"/>
-          </w:tcPr>
-          <w:p>
-            <w:pPr>
-              <w:pStyle w:val="Compact"/>
-              <w:spacing w:after="40"/>
-            </w:pPr>
-          </w:p>
-        </w:tc>
-        <w:tc>
-          <w:tcPr>
-            <w:tcW w:type="dxa" w:w="864"/>
-          </w:tcPr>
-          <w:p>
-            <w:pPr>
-              <w:pStyle w:val="Compact"/>
-              <w:spacing w:after="40"/>
-            </w:pPr>
-          </w:p>
-        </w:tc>
-        <w:tc>
-          <w:tcPr>
-            <w:tcW w:type="dxa" w:w="1728"/>
+            <w:tcW w:w="1584" w:type="dxa"/>
+          </w:tcPr>
+          <w:p>
+            <w:pPr>
+              <w:pStyle w:val="Compact"/>
+              <w:spacing w:after="40"/>
+            </w:pPr>
+          </w:p>
+        </w:tc>
+        <w:tc>
+          <w:tcPr>
+            <w:tcW w:w="3024" w:type="dxa"/>
+          </w:tcPr>
+          <w:p>
+            <w:pPr>
+              <w:pStyle w:val="Compact"/>
+              <w:spacing w:after="40"/>
+            </w:pPr>
+          </w:p>
+        </w:tc>
+        <w:tc>
+          <w:tcPr>
+            <w:tcW w:w="1080" w:type="dxa"/>
+          </w:tcPr>
+          <w:p>
+            <w:pPr>
+              <w:pStyle w:val="Compact"/>
+              <w:spacing w:after="40"/>
+            </w:pPr>
+          </w:p>
+        </w:tc>
+        <w:tc>
+          <w:tcPr>
+            <w:tcW w:w="1080" w:type="dxa"/>
+          </w:tcPr>
+          <w:p>
+            <w:pPr>
+              <w:pStyle w:val="Compact"/>
+              <w:spacing w:after="40"/>
+            </w:pPr>
+          </w:p>
+        </w:tc>
+        <w:tc>
+          <w:tcPr>
+            <w:tcW w:w="864" w:type="dxa"/>
+          </w:tcPr>
+          <w:p>
+            <w:pPr>
+              <w:pStyle w:val="Compact"/>
+              <w:spacing w:after="40"/>
+            </w:pPr>
+          </w:p>
+        </w:tc>
+        <w:tc>
+          <w:tcPr>
+            <w:tcW w:w="1728" w:type="dxa"/>
           </w:tcPr>
           <w:p>
             <w:pPr>
@@ -483,65 +469,66 @@
       <w:tr>
         <w:trPr>
           <w:trHeight w:val="504"/>
+          <w:jc w:val="center"/>
         </w:trPr>
         <w:tc>
           <w:tcPr>
-            <w:tcW w:type="dxa" w:w="1584"/>
-          </w:tcPr>
-          <w:p>
-            <w:pPr>
-              <w:pStyle w:val="Compact"/>
-              <w:spacing w:after="40"/>
-            </w:pPr>
-          </w:p>
-        </w:tc>
-        <w:tc>
-          <w:tcPr>
-            <w:tcW w:type="dxa" w:w="3024"/>
-          </w:tcPr>
-          <w:p>
-            <w:pPr>
-              <w:pStyle w:val="Compact"/>
-              <w:spacing w:after="40"/>
-            </w:pPr>
-          </w:p>
-        </w:tc>
-        <w:tc>
-          <w:tcPr>
-            <w:tcW w:type="dxa" w:w="1080"/>
-          </w:tcPr>
-          <w:p>
-            <w:pPr>
-              <w:pStyle w:val="Compact"/>
-              <w:spacing w:after="40"/>
-            </w:pPr>
-          </w:p>
-        </w:tc>
-        <w:tc>
-          <w:tcPr>
-            <w:tcW w:type="dxa" w:w="1080"/>
-          </w:tcPr>
-          <w:p>
-            <w:pPr>
-              <w:pStyle w:val="Compact"/>
-              <w:spacing w:after="40"/>
-            </w:pPr>
-          </w:p>
-        </w:tc>
-        <w:tc>
-          <w:tcPr>
-            <w:tcW w:type="dxa" w:w="864"/>
-          </w:tcPr>
-          <w:p>
-            <w:pPr>
-              <w:pStyle w:val="Compact"/>
-              <w:spacing w:after="40"/>
-            </w:pPr>
-          </w:p>
-        </w:tc>
-        <w:tc>
-          <w:tcPr>
-            <w:tcW w:type="dxa" w:w="1728"/>
+            <w:tcW w:w="1584" w:type="dxa"/>
+          </w:tcPr>
+          <w:p>
+            <w:pPr>
+              <w:pStyle w:val="Compact"/>
+              <w:spacing w:after="40"/>
+            </w:pPr>
+          </w:p>
+        </w:tc>
+        <w:tc>
+          <w:tcPr>
+            <w:tcW w:w="3024" w:type="dxa"/>
+          </w:tcPr>
+          <w:p>
+            <w:pPr>
+              <w:pStyle w:val="Compact"/>
+              <w:spacing w:after="40"/>
+            </w:pPr>
+          </w:p>
+        </w:tc>
+        <w:tc>
+          <w:tcPr>
+            <w:tcW w:w="1080" w:type="dxa"/>
+          </w:tcPr>
+          <w:p>
+            <w:pPr>
+              <w:pStyle w:val="Compact"/>
+              <w:spacing w:after="40"/>
+            </w:pPr>
+          </w:p>
+        </w:tc>
+        <w:tc>
+          <w:tcPr>
+            <w:tcW w:w="1080" w:type="dxa"/>
+          </w:tcPr>
+          <w:p>
+            <w:pPr>
+              <w:pStyle w:val="Compact"/>
+              <w:spacing w:after="40"/>
+            </w:pPr>
+          </w:p>
+        </w:tc>
+        <w:tc>
+          <w:tcPr>
+            <w:tcW w:w="864" w:type="dxa"/>
+          </w:tcPr>
+          <w:p>
+            <w:pPr>
+              <w:pStyle w:val="Compact"/>
+              <w:spacing w:after="40"/>
+            </w:pPr>
+          </w:p>
+        </w:tc>
+        <w:tc>
+          <w:tcPr>
+            <w:tcW w:w="1728" w:type="dxa"/>
           </w:tcPr>
           <w:p>
             <w:pPr>
@@ -554,65 +541,66 @@
       <w:tr>
         <w:trPr>
           <w:trHeight w:val="504"/>
+          <w:jc w:val="center"/>
         </w:trPr>
         <w:tc>
           <w:tcPr>
-            <w:tcW w:type="dxa" w:w="1584"/>
-          </w:tcPr>
-          <w:p>
-            <w:pPr>
-              <w:pStyle w:val="Compact"/>
-              <w:spacing w:after="40"/>
-            </w:pPr>
-          </w:p>
-        </w:tc>
-        <w:tc>
-          <w:tcPr>
-            <w:tcW w:type="dxa" w:w="3024"/>
-          </w:tcPr>
-          <w:p>
-            <w:pPr>
-              <w:pStyle w:val="Compact"/>
-              <w:spacing w:after="40"/>
-            </w:pPr>
-          </w:p>
-        </w:tc>
-        <w:tc>
-          <w:tcPr>
-            <w:tcW w:type="dxa" w:w="1080"/>
-          </w:tcPr>
-          <w:p>
-            <w:pPr>
-              <w:pStyle w:val="Compact"/>
-              <w:spacing w:after="40"/>
-            </w:pPr>
-          </w:p>
-        </w:tc>
-        <w:tc>
-          <w:tcPr>
-            <w:tcW w:type="dxa" w:w="1080"/>
-          </w:tcPr>
-          <w:p>
-            <w:pPr>
-              <w:pStyle w:val="Compact"/>
-              <w:spacing w:after="40"/>
-            </w:pPr>
-          </w:p>
-        </w:tc>
-        <w:tc>
-          <w:tcPr>
-            <w:tcW w:type="dxa" w:w="864"/>
-          </w:tcPr>
-          <w:p>
-            <w:pPr>
-              <w:pStyle w:val="Compact"/>
-              <w:spacing w:after="40"/>
-            </w:pPr>
-          </w:p>
-        </w:tc>
-        <w:tc>
-          <w:tcPr>
-            <w:tcW w:type="dxa" w:w="1728"/>
+            <w:tcW w:w="1584" w:type="dxa"/>
+          </w:tcPr>
+          <w:p>
+            <w:pPr>
+              <w:pStyle w:val="Compact"/>
+              <w:spacing w:after="40"/>
+            </w:pPr>
+          </w:p>
+        </w:tc>
+        <w:tc>
+          <w:tcPr>
+            <w:tcW w:w="3024" w:type="dxa"/>
+          </w:tcPr>
+          <w:p>
+            <w:pPr>
+              <w:pStyle w:val="Compact"/>
+              <w:spacing w:after="40"/>
+            </w:pPr>
+          </w:p>
+        </w:tc>
+        <w:tc>
+          <w:tcPr>
+            <w:tcW w:w="1080" w:type="dxa"/>
+          </w:tcPr>
+          <w:p>
+            <w:pPr>
+              <w:pStyle w:val="Compact"/>
+              <w:spacing w:after="40"/>
+            </w:pPr>
+          </w:p>
+        </w:tc>
+        <w:tc>
+          <w:tcPr>
+            <w:tcW w:w="1080" w:type="dxa"/>
+          </w:tcPr>
+          <w:p>
+            <w:pPr>
+              <w:pStyle w:val="Compact"/>
+              <w:spacing w:after="40"/>
+            </w:pPr>
+          </w:p>
+        </w:tc>
+        <w:tc>
+          <w:tcPr>
+            <w:tcW w:w="864" w:type="dxa"/>
+          </w:tcPr>
+          <w:p>
+            <w:pPr>
+              <w:pStyle w:val="Compact"/>
+              <w:spacing w:after="40"/>
+            </w:pPr>
+          </w:p>
+        </w:tc>
+        <w:tc>
+          <w:tcPr>
+            <w:tcW w:w="1728" w:type="dxa"/>
           </w:tcPr>
           <w:p>
             <w:pPr>
@@ -625,65 +613,66 @@
       <w:tr>
         <w:trPr>
           <w:trHeight w:val="504"/>
+          <w:jc w:val="center"/>
         </w:trPr>
         <w:tc>
           <w:tcPr>
-            <w:tcW w:type="dxa" w:w="1584"/>
-          </w:tcPr>
-          <w:p>
-            <w:pPr>
-              <w:pStyle w:val="Compact"/>
-              <w:spacing w:after="40"/>
-            </w:pPr>
-          </w:p>
-        </w:tc>
-        <w:tc>
-          <w:tcPr>
-            <w:tcW w:type="dxa" w:w="3024"/>
-          </w:tcPr>
-          <w:p>
-            <w:pPr>
-              <w:pStyle w:val="Compact"/>
-              <w:spacing w:after="40"/>
-            </w:pPr>
-          </w:p>
-        </w:tc>
-        <w:tc>
-          <w:tcPr>
-            <w:tcW w:type="dxa" w:w="1080"/>
-          </w:tcPr>
-          <w:p>
-            <w:pPr>
-              <w:pStyle w:val="Compact"/>
-              <w:spacing w:after="40"/>
-            </w:pPr>
-          </w:p>
-        </w:tc>
-        <w:tc>
-          <w:tcPr>
-            <w:tcW w:type="dxa" w:w="1080"/>
-          </w:tcPr>
-          <w:p>
-            <w:pPr>
-              <w:pStyle w:val="Compact"/>
-              <w:spacing w:after="40"/>
-            </w:pPr>
-          </w:p>
-        </w:tc>
-        <w:tc>
-          <w:tcPr>
-            <w:tcW w:type="dxa" w:w="864"/>
-          </w:tcPr>
-          <w:p>
-            <w:pPr>
-              <w:pStyle w:val="Compact"/>
-              <w:spacing w:after="40"/>
-            </w:pPr>
-          </w:p>
-        </w:tc>
-        <w:tc>
-          <w:tcPr>
-            <w:tcW w:type="dxa" w:w="1728"/>
+            <w:tcW w:w="1584" w:type="dxa"/>
+          </w:tcPr>
+          <w:p>
+            <w:pPr>
+              <w:pStyle w:val="Compact"/>
+              <w:spacing w:after="40"/>
+            </w:pPr>
+          </w:p>
+        </w:tc>
+        <w:tc>
+          <w:tcPr>
+            <w:tcW w:w="3024" w:type="dxa"/>
+          </w:tcPr>
+          <w:p>
+            <w:pPr>
+              <w:pStyle w:val="Compact"/>
+              <w:spacing w:after="40"/>
+            </w:pPr>
+          </w:p>
+        </w:tc>
+        <w:tc>
+          <w:tcPr>
+            <w:tcW w:w="1080" w:type="dxa"/>
+          </w:tcPr>
+          <w:p>
+            <w:pPr>
+              <w:pStyle w:val="Compact"/>
+              <w:spacing w:after="40"/>
+            </w:pPr>
+          </w:p>
+        </w:tc>
+        <w:tc>
+          <w:tcPr>
+            <w:tcW w:w="1080" w:type="dxa"/>
+          </w:tcPr>
+          <w:p>
+            <w:pPr>
+              <w:pStyle w:val="Compact"/>
+              <w:spacing w:after="40"/>
+            </w:pPr>
+          </w:p>
+        </w:tc>
+        <w:tc>
+          <w:tcPr>
+            <w:tcW w:w="864" w:type="dxa"/>
+          </w:tcPr>
+          <w:p>
+            <w:pPr>
+              <w:pStyle w:val="Compact"/>
+              <w:spacing w:after="40"/>
+            </w:pPr>
+          </w:p>
+        </w:tc>
+        <w:tc>
+          <w:tcPr>
+            <w:tcW w:w="1728" w:type="dxa"/>
           </w:tcPr>
           <w:p>
             <w:pPr>
@@ -696,65 +685,66 @@
       <w:tr>
         <w:trPr>
           <w:trHeight w:val="504"/>
+          <w:jc w:val="center"/>
         </w:trPr>
         <w:tc>
           <w:tcPr>
-            <w:tcW w:type="dxa" w:w="1584"/>
-          </w:tcPr>
-          <w:p>
-            <w:pPr>
-              <w:pStyle w:val="Compact"/>
-              <w:spacing w:after="40"/>
-            </w:pPr>
-          </w:p>
-        </w:tc>
-        <w:tc>
-          <w:tcPr>
-            <w:tcW w:type="dxa" w:w="3024"/>
-          </w:tcPr>
-          <w:p>
-            <w:pPr>
-              <w:pStyle w:val="Compact"/>
-              <w:spacing w:after="40"/>
-            </w:pPr>
-          </w:p>
-        </w:tc>
-        <w:tc>
-          <w:tcPr>
-            <w:tcW w:type="dxa" w:w="1080"/>
-          </w:tcPr>
-          <w:p>
-            <w:pPr>
-              <w:pStyle w:val="Compact"/>
-              <w:spacing w:after="40"/>
-            </w:pPr>
-          </w:p>
-        </w:tc>
-        <w:tc>
-          <w:tcPr>
-            <w:tcW w:type="dxa" w:w="1080"/>
-          </w:tcPr>
-          <w:p>
-            <w:pPr>
-              <w:pStyle w:val="Compact"/>
-              <w:spacing w:after="40"/>
-            </w:pPr>
-          </w:p>
-        </w:tc>
-        <w:tc>
-          <w:tcPr>
-            <w:tcW w:type="dxa" w:w="864"/>
-          </w:tcPr>
-          <w:p>
-            <w:pPr>
-              <w:pStyle w:val="Compact"/>
-              <w:spacing w:after="40"/>
-            </w:pPr>
-          </w:p>
-        </w:tc>
-        <w:tc>
-          <w:tcPr>
-            <w:tcW w:type="dxa" w:w="1728"/>
+            <w:tcW w:w="1584" w:type="dxa"/>
+          </w:tcPr>
+          <w:p>
+            <w:pPr>
+              <w:pStyle w:val="Compact"/>
+              <w:spacing w:after="40"/>
+            </w:pPr>
+          </w:p>
+        </w:tc>
+        <w:tc>
+          <w:tcPr>
+            <w:tcW w:w="3024" w:type="dxa"/>
+          </w:tcPr>
+          <w:p>
+            <w:pPr>
+              <w:pStyle w:val="Compact"/>
+              <w:spacing w:after="40"/>
+            </w:pPr>
+          </w:p>
+        </w:tc>
+        <w:tc>
+          <w:tcPr>
+            <w:tcW w:w="1080" w:type="dxa"/>
+          </w:tcPr>
+          <w:p>
+            <w:pPr>
+              <w:pStyle w:val="Compact"/>
+              <w:spacing w:after="40"/>
+            </w:pPr>
+          </w:p>
+        </w:tc>
+        <w:tc>
+          <w:tcPr>
+            <w:tcW w:w="1080" w:type="dxa"/>
+          </w:tcPr>
+          <w:p>
+            <w:pPr>
+              <w:pStyle w:val="Compact"/>
+              <w:spacing w:after="40"/>
+            </w:pPr>
+          </w:p>
+        </w:tc>
+        <w:tc>
+          <w:tcPr>
+            <w:tcW w:w="864" w:type="dxa"/>
+          </w:tcPr>
+          <w:p>
+            <w:pPr>
+              <w:pStyle w:val="Compact"/>
+              <w:spacing w:after="40"/>
+            </w:pPr>
+          </w:p>
+        </w:tc>
+        <w:tc>
+          <w:tcPr>
+            <w:tcW w:w="1728" w:type="dxa"/>
           </w:tcPr>
           <w:p>
             <w:pPr>
@@ -767,65 +757,66 @@
       <w:tr>
         <w:trPr>
           <w:trHeight w:val="504"/>
+          <w:jc w:val="center"/>
         </w:trPr>
         <w:tc>
           <w:tcPr>
-            <w:tcW w:type="dxa" w:w="1584"/>
-          </w:tcPr>
-          <w:p>
-            <w:pPr>
-              <w:pStyle w:val="Compact"/>
-              <w:spacing w:after="40"/>
-            </w:pPr>
-          </w:p>
-        </w:tc>
-        <w:tc>
-          <w:tcPr>
-            <w:tcW w:type="dxa" w:w="3024"/>
-          </w:tcPr>
-          <w:p>
-            <w:pPr>
-              <w:pStyle w:val="Compact"/>
-              <w:spacing w:after="40"/>
-            </w:pPr>
-          </w:p>
-        </w:tc>
-        <w:tc>
-          <w:tcPr>
-            <w:tcW w:type="dxa" w:w="1080"/>
-          </w:tcPr>
-          <w:p>
-            <w:pPr>
-              <w:pStyle w:val="Compact"/>
-              <w:spacing w:after="40"/>
-            </w:pPr>
-          </w:p>
-        </w:tc>
-        <w:tc>
-          <w:tcPr>
-            <w:tcW w:type="dxa" w:w="1080"/>
-          </w:tcPr>
-          <w:p>
-            <w:pPr>
-              <w:pStyle w:val="Compact"/>
-              <w:spacing w:after="40"/>
-            </w:pPr>
-          </w:p>
-        </w:tc>
-        <w:tc>
-          <w:tcPr>
-            <w:tcW w:type="dxa" w:w="864"/>
-          </w:tcPr>
-          <w:p>
-            <w:pPr>
-              <w:pStyle w:val="Compact"/>
-              <w:spacing w:after="40"/>
-            </w:pPr>
-          </w:p>
-        </w:tc>
-        <w:tc>
-          <w:tcPr>
-            <w:tcW w:type="dxa" w:w="1728"/>
+            <w:tcW w:w="1584" w:type="dxa"/>
+          </w:tcPr>
+          <w:p>
+            <w:pPr>
+              <w:pStyle w:val="Compact"/>
+              <w:spacing w:after="40"/>
+            </w:pPr>
+          </w:p>
+        </w:tc>
+        <w:tc>
+          <w:tcPr>
+            <w:tcW w:w="3024" w:type="dxa"/>
+          </w:tcPr>
+          <w:p>
+            <w:pPr>
+              <w:pStyle w:val="Compact"/>
+              <w:spacing w:after="40"/>
+            </w:pPr>
+          </w:p>
+        </w:tc>
+        <w:tc>
+          <w:tcPr>
+            <w:tcW w:w="1080" w:type="dxa"/>
+          </w:tcPr>
+          <w:p>
+            <w:pPr>
+              <w:pStyle w:val="Compact"/>
+              <w:spacing w:after="40"/>
+            </w:pPr>
+          </w:p>
+        </w:tc>
+        <w:tc>
+          <w:tcPr>
+            <w:tcW w:w="1080" w:type="dxa"/>
+          </w:tcPr>
+          <w:p>
+            <w:pPr>
+              <w:pStyle w:val="Compact"/>
+              <w:spacing w:after="40"/>
+            </w:pPr>
+          </w:p>
+        </w:tc>
+        <w:tc>
+          <w:tcPr>
+            <w:tcW w:w="864" w:type="dxa"/>
+          </w:tcPr>
+          <w:p>
+            <w:pPr>
+              <w:pStyle w:val="Compact"/>
+              <w:spacing w:after="40"/>
+            </w:pPr>
+          </w:p>
+        </w:tc>
+        <w:tc>
+          <w:tcPr>
+            <w:tcW w:w="1728" w:type="dxa"/>
           </w:tcPr>
           <w:p>
             <w:pPr>
@@ -838,65 +829,66 @@
       <w:tr>
         <w:trPr>
           <w:trHeight w:val="504"/>
+          <w:jc w:val="center"/>
         </w:trPr>
         <w:tc>
           <w:tcPr>
-            <w:tcW w:type="dxa" w:w="1584"/>
-          </w:tcPr>
-          <w:p>
-            <w:pPr>
-              <w:pStyle w:val="Compact"/>
-              <w:spacing w:after="40"/>
-            </w:pPr>
-          </w:p>
-        </w:tc>
-        <w:tc>
-          <w:tcPr>
-            <w:tcW w:type="dxa" w:w="3024"/>
-          </w:tcPr>
-          <w:p>
-            <w:pPr>
-              <w:pStyle w:val="Compact"/>
-              <w:spacing w:after="40"/>
-            </w:pPr>
-          </w:p>
-        </w:tc>
-        <w:tc>
-          <w:tcPr>
-            <w:tcW w:type="dxa" w:w="1080"/>
-          </w:tcPr>
-          <w:p>
-            <w:pPr>
-              <w:pStyle w:val="Compact"/>
-              <w:spacing w:after="40"/>
-            </w:pPr>
-          </w:p>
-        </w:tc>
-        <w:tc>
-          <w:tcPr>
-            <w:tcW w:type="dxa" w:w="1080"/>
-          </w:tcPr>
-          <w:p>
-            <w:pPr>
-              <w:pStyle w:val="Compact"/>
-              <w:spacing w:after="40"/>
-            </w:pPr>
-          </w:p>
-        </w:tc>
-        <w:tc>
-          <w:tcPr>
-            <w:tcW w:type="dxa" w:w="864"/>
-          </w:tcPr>
-          <w:p>
-            <w:pPr>
-              <w:pStyle w:val="Compact"/>
-              <w:spacing w:after="40"/>
-            </w:pPr>
-          </w:p>
-        </w:tc>
-        <w:tc>
-          <w:tcPr>
-            <w:tcW w:type="dxa" w:w="1728"/>
+            <w:tcW w:w="1584" w:type="dxa"/>
+          </w:tcPr>
+          <w:p>
+            <w:pPr>
+              <w:pStyle w:val="Compact"/>
+              <w:spacing w:after="40"/>
+            </w:pPr>
+          </w:p>
+        </w:tc>
+        <w:tc>
+          <w:tcPr>
+            <w:tcW w:w="3024" w:type="dxa"/>
+          </w:tcPr>
+          <w:p>
+            <w:pPr>
+              <w:pStyle w:val="Compact"/>
+              <w:spacing w:after="40"/>
+            </w:pPr>
+          </w:p>
+        </w:tc>
+        <w:tc>
+          <w:tcPr>
+            <w:tcW w:w="1080" w:type="dxa"/>
+          </w:tcPr>
+          <w:p>
+            <w:pPr>
+              <w:pStyle w:val="Compact"/>
+              <w:spacing w:after="40"/>
+            </w:pPr>
+          </w:p>
+        </w:tc>
+        <w:tc>
+          <w:tcPr>
+            <w:tcW w:w="1080" w:type="dxa"/>
+          </w:tcPr>
+          <w:p>
+            <w:pPr>
+              <w:pStyle w:val="Compact"/>
+              <w:spacing w:after="40"/>
+            </w:pPr>
+          </w:p>
+        </w:tc>
+        <w:tc>
+          <w:tcPr>
+            <w:tcW w:w="864" w:type="dxa"/>
+          </w:tcPr>
+          <w:p>
+            <w:pPr>
+              <w:pStyle w:val="Compact"/>
+              <w:spacing w:after="40"/>
+            </w:pPr>
+          </w:p>
+        </w:tc>
+        <w:tc>
+          <w:tcPr>
+            <w:tcW w:w="1728" w:type="dxa"/>
           </w:tcPr>
           <w:p>
             <w:pPr>
@@ -907,15 +899,16 @@
         </w:tc>
       </w:tr>
     </w:tbl>
-    <w:bookmarkEnd w:id="20"/>
-    <w:bookmarkStart w:id="24" w:name="step-1-find-the-police-headquarters"/>
     <w:p>
       <w:pPr>
         <w:pStyle w:val="Heading2"/>
         <w:pageBreakBefore/>
       </w:pPr>
-      <w:r>
-        <w:t xml:space="preserve">Step 1: Find the police headquarters</w:t>
+      <w:bookmarkStart w:id="2" w:name="step-1-find-the-police-headquarters"/>
+      <w:bookmarkEnd w:id="1"/>
+      <w:r>
+        <w:lastRenderedPageBreak/>
+        <w:t>Step 1: Find the police headquarters</w:t>
       </w:r>
     </w:p>
     <w:p>
@@ -923,20 +916,17 @@
         <w:pStyle w:val="FirstParagraph"/>
       </w:pPr>
       <w:r>
-        <w:t xml:space="preserve">Search</w:t>
-      </w:r>
-      <w:r>
-        <w:t xml:space="preserve"> </w:t>
+        <w:t xml:space="preserve">Search </w:t>
       </w:r>
       <w:r>
         <w:rPr>
+          <w:b/>
           <w:bCs/>
-          <w:b/>
         </w:rPr>
-        <w:t xml:space="preserve">[Town] Police Department, NJ</w:t>
-      </w:r>
-      <w:r>
-        <w:t xml:space="preserve">. Copy the address (lower box).</w:t>
+        <w:t>[Town] Police Department, NJ</w:t>
+      </w:r>
+      <w:r>
+        <w:t>. Copy the address (lower box).</w:t>
       </w:r>
     </w:p>
     <w:p>
@@ -947,22 +937,26 @@
         <w:jc w:val="center"/>
       </w:pPr>
       <w:r>
+        <w:rPr>
+          <w:noProof/>
+        </w:rPr>
         <w:drawing>
-          <wp:inline>
+          <wp:inline distT="0" distB="0" distL="0" distR="0" wp14:anchorId="49995B58" wp14:editId="1B5211B1">
             <wp:extent cx="4663440" cy="2971343"/>
-            <wp:effectExtent b="0" l="0" r="0" t="0"/>
-            <wp:docPr descr="Google Maps card for Lawrence Township Police Department showing the Directions button and the address 2211 Lawrenceville Rd" title="" id="22" name="Picture"/>
-            <a:graphic>
+            <wp:effectExtent l="0" t="0" r="0" b="0"/>
+            <wp:docPr id="22" name="Picture" descr="Google Maps card for Lawrence Township Police Department showing the Directions button and the address 2211 Lawrenceville Rd"/>
+            <wp:cNvGraphicFramePr/>
+            <a:graphic xmlns:a="http://schemas.openxmlformats.org/drawingml/2006/main">
               <a:graphicData uri="http://schemas.openxmlformats.org/drawingml/2006/picture">
-                <pic:pic>
+                <pic:pic xmlns:pic="http://schemas.openxmlformats.org/drawingml/2006/picture">
                   <pic:nvPicPr>
-                    <pic:cNvPr descr="/home/claude/guide_shots/gm1_place.png" id="23" name="Picture"/>
+                    <pic:cNvPr id="23" name="Picture" descr="/home/claude/guide_shots/gm1_place.png"/>
                     <pic:cNvPicPr>
-                      <a:picLocks noChangeArrowheads="1" noChangeAspect="1"/>
+                      <a:picLocks noChangeAspect="1" noChangeArrowheads="1"/>
                     </pic:cNvPicPr>
                   </pic:nvPicPr>
                   <pic:blipFill>
-                    <a:blip r:embed="rId21"/>
+                    <a:blip r:embed="rId7"/>
                     <a:stretch>
                       <a:fillRect/>
                     </a:stretch>
@@ -997,12 +991,12 @@
       </w:pPr>
       <w:r>
         <w:rPr>
+          <w:i/>
           <w:iCs/>
-          <w:i/>
           <w:color w:val="595959"/>
           <w:sz w:val="18"/>
         </w:rPr>
-        <w:t xml:space="preserve">Figure 1. Enhanced and annotated by Claude AI.</w:t>
+        <w:t>Figure 1. Enhanced and annotated by Claude AI.</w:t>
       </w:r>
     </w:p>
     <w:p>
@@ -1010,18 +1004,22 @@
         <w:pStyle w:val="BodyText"/>
       </w:pPr>
       <w:r>
-        <w:t xml:space="preserve">Check the county: New Jersey has two Hamilton, Hopewell, Lawrence, and Mansfield townships.</w:t>
-      </w:r>
-    </w:p>
-    <w:bookmarkEnd w:id="24"/>
-    <w:bookmarkStart w:id="28" w:name="step-2-start-directions-from-tcnj"/>
+        <w:t>Check the county: New Jersey has two Hamilton, Hopewell, Lawrence, and Mansfield townships.</w:t>
+      </w:r>
+    </w:p>
     <w:p>
       <w:pPr>
         <w:pStyle w:val="Heading2"/>
         <w:pageBreakBefore/>
       </w:pPr>
-      <w:r>
-        <w:t xml:space="preserve">Step 2: Start directions from TCNJ</w:t>
+      <w:bookmarkStart w:id="3" w:name="step-2-start-directions-from-tcnj"/>
+      <w:bookmarkEnd w:id="2"/>
+      <w:r>
+        <w:lastRenderedPageBreak/>
+        <w:t>Step 2: Sta</w:t>
+      </w:r>
+      <w:r>
+        <w:t>rt directions from TCNJ</w:t>
       </w:r>
     </w:p>
     <w:p>
@@ -1029,46 +1027,37 @@
         <w:pStyle w:val="FirstParagraph"/>
       </w:pPr>
       <w:r>
-        <w:t xml:space="preserve">Click</w:t>
-      </w:r>
-      <w:r>
-        <w:t xml:space="preserve"> </w:t>
+        <w:t xml:space="preserve">Click </w:t>
       </w:r>
       <w:r>
         <w:rPr>
+          <w:b/>
           <w:bCs/>
+        </w:rPr>
+        <w:t>Directions</w:t>
+      </w:r>
+      <w:r>
+        <w:t xml:space="preserve">. Type </w:t>
+      </w:r>
+      <w:r>
+        <w:rPr>
           <w:b/>
+          <w:bCs/>
         </w:rPr>
-        <w:t xml:space="preserve">Directions</w:t>
-      </w:r>
-      <w:r>
-        <w:t xml:space="preserve">. Type</w:t>
-      </w:r>
-      <w:r>
-        <w:t xml:space="preserve"> </w:t>
+        <w:t>The College of New Jersey</w:t>
+      </w:r>
+      <w:r>
+        <w:t xml:space="preserve">, pick </w:t>
       </w:r>
       <w:r>
         <w:rPr>
+          <w:b/>
           <w:bCs/>
-          <w:b/>
         </w:rPr>
-        <w:t xml:space="preserve">The College of New Jersey</w:t>
-      </w:r>
-      <w:r>
-        <w:t xml:space="preserve">, pick</w:t>
-      </w:r>
-      <w:r>
-        <w:t xml:space="preserve"> </w:t>
-      </w:r>
-      <w:r>
-        <w:rPr>
-          <w:bCs/>
-          <w:b/>
-        </w:rPr>
-        <w:t xml:space="preserve">Pennington Road, Ewing</w:t>
-      </w:r>
-      <w:r>
-        <w:t xml:space="preserve">, and choose the car icon.</w:t>
+        <w:t>Pennington Road, Ewing</w:t>
+      </w:r>
+      <w:r>
+        <w:t>, and choose the car icon.</w:t>
       </w:r>
     </w:p>
     <w:p>
@@ -1079,22 +1068,26 @@
         <w:jc w:val="center"/>
       </w:pPr>
       <w:r>
+        <w:rPr>
+          <w:noProof/>
+        </w:rPr>
         <w:drawing>
-          <wp:inline>
+          <wp:inline distT="0" distB="0" distL="0" distR="0" wp14:anchorId="367D7B28" wp14:editId="06EA8ECB">
             <wp:extent cx="4663440" cy="2971343"/>
-            <wp:effectExtent b="0" l="0" r="0" t="0"/>
-            <wp:docPr descr="Google Maps directions panel with The College of New Jersey typed in the starting point box and the Pennington Road result highlighted" title="" id="26" name="Picture"/>
-            <a:graphic>
+            <wp:effectExtent l="0" t="0" r="0" b="0"/>
+            <wp:docPr id="26" name="Picture" descr="Google Maps directions panel with The College of New Jersey typed in the starting point box and the Pennington Road result highlighted"/>
+            <wp:cNvGraphicFramePr/>
+            <a:graphic xmlns:a="http://schemas.openxmlformats.org/drawingml/2006/main">
               <a:graphicData uri="http://schemas.openxmlformats.org/drawingml/2006/picture">
-                <pic:pic>
+                <pic:pic xmlns:pic="http://schemas.openxmlformats.org/drawingml/2006/picture">
                   <pic:nvPicPr>
-                    <pic:cNvPr descr="/home/claude/guide_shots/gm2_start.png" id="27" name="Picture"/>
+                    <pic:cNvPr id="27" name="Picture" descr="/home/claude/guide_shots/gm2_start.png"/>
                     <pic:cNvPicPr>
-                      <a:picLocks noChangeArrowheads="1" noChangeAspect="1"/>
+                      <a:picLocks noChangeAspect="1" noChangeArrowheads="1"/>
                     </pic:cNvPicPr>
                   </pic:nvPicPr>
                   <pic:blipFill>
-                    <a:blip r:embed="rId25"/>
+                    <a:blip r:embed="rId8"/>
                     <a:stretch>
                       <a:fillRect/>
                     </a:stretch>
@@ -1129,23 +1122,24 @@
       </w:pPr>
       <w:r>
         <w:rPr>
+          <w:i/>
           <w:iCs/>
-          <w:i/>
           <w:color w:val="595959"/>
           <w:sz w:val="18"/>
         </w:rPr>
-        <w:t xml:space="preserve">Figure 2. Enhanced and annotated by Claude AI.</w:t>
-      </w:r>
-    </w:p>
-    <w:bookmarkEnd w:id="28"/>
-    <w:bookmarkStart w:id="32" w:name="step-3-read-the-drive-time"/>
+        <w:t>Figure 2. Enhanced and annotated by Claude AI.</w:t>
+      </w:r>
+    </w:p>
     <w:p>
       <w:pPr>
         <w:pStyle w:val="Heading2"/>
         <w:pageBreakBefore/>
       </w:pPr>
-      <w:r>
-        <w:t xml:space="preserve">Step 3: Read the drive time</w:t>
+      <w:bookmarkStart w:id="4" w:name="step-3-read-the-drive-time"/>
+      <w:bookmarkEnd w:id="3"/>
+      <w:r>
+        <w:lastRenderedPageBreak/>
+        <w:t>Step 3: Read the drive time</w:t>
       </w:r>
     </w:p>
     <w:p>
@@ -1153,23 +1147,17 @@
         <w:pStyle w:val="FirstParagraph"/>
       </w:pPr>
       <w:r>
-        <w:t xml:space="preserve">The top route shows the time and miles (right box). Don’t record it yet:</w:t>
-      </w:r>
-      <w:r>
-        <w:t xml:space="preserve"> </w:t>
+        <w:t xml:space="preserve">The top route shows the time and miles (right box). Don’t record it yet: </w:t>
       </w:r>
       <w:r>
         <w:rPr>
+          <w:b/>
           <w:bCs/>
-          <w:b/>
         </w:rPr>
-        <w:t xml:space="preserve">Leave now</w:t>
-      </w:r>
-      <w:r>
-        <w:t xml:space="preserve"> </w:t>
-      </w:r>
-      <w:r>
-        <w:t xml:space="preserve">(left box) uses this minute’s traffic.</w:t>
+        <w:t>Leave now</w:t>
+      </w:r>
+      <w:r>
+        <w:t xml:space="preserve"> (left box) uses this minute’s traffic.</w:t>
       </w:r>
     </w:p>
     <w:p>
@@ -1180,22 +1168,26 @@
         <w:jc w:val="center"/>
       </w:pPr>
       <w:r>
+        <w:rPr>
+          <w:noProof/>
+        </w:rPr>
         <w:drawing>
-          <wp:inline>
+          <wp:inline distT="0" distB="0" distL="0" distR="0" wp14:anchorId="6F74AC61" wp14:editId="6A05ECA3">
             <wp:extent cx="4663440" cy="2971343"/>
-            <wp:effectExtent b="0" l="0" r="0" t="0"/>
-            <wp:docPr descr="Google Maps route from TCNJ to the Lawrence police department: 7 min, 4.6 miles, with Leave now highlighted" title="" id="30" name="Picture"/>
-            <a:graphic>
+            <wp:effectExtent l="0" t="0" r="0" b="0"/>
+            <wp:docPr id="30" name="Picture" descr="Google Maps route from TCNJ to the Lawrence police department: 7 min, 4.6 miles, with Leave now highlighted"/>
+            <wp:cNvGraphicFramePr/>
+            <a:graphic xmlns:a="http://schemas.openxmlformats.org/drawingml/2006/main">
               <a:graphicData uri="http://schemas.openxmlformats.org/drawingml/2006/picture">
-                <pic:pic>
+                <pic:pic xmlns:pic="http://schemas.openxmlformats.org/drawingml/2006/picture">
                   <pic:nvPicPr>
-                    <pic:cNvPr descr="/home/claude/guide_shots/gm3_route.png" id="31" name="Picture"/>
+                    <pic:cNvPr id="31" name="Picture" descr="/home/claude/guide_shots/gm3_route.png"/>
                     <pic:cNvPicPr>
-                      <a:picLocks noChangeArrowheads="1" noChangeAspect="1"/>
+                      <a:picLocks noChangeAspect="1" noChangeArrowheads="1"/>
                     </pic:cNvPicPr>
                   </pic:nvPicPr>
                   <pic:blipFill>
-                    <a:blip r:embed="rId29"/>
+                    <a:blip r:embed="rId9"/>
                     <a:stretch>
                       <a:fillRect/>
                     </a:stretch>
@@ -1230,23 +1222,24 @@
       </w:pPr>
       <w:r>
         <w:rPr>
+          <w:i/>
           <w:iCs/>
-          <w:i/>
           <w:color w:val="595959"/>
           <w:sz w:val="18"/>
         </w:rPr>
-        <w:t xml:space="preserve">Figure 3. Enhanced and annotated by Claude AI.</w:t>
-      </w:r>
-    </w:p>
-    <w:bookmarkEnd w:id="32"/>
-    <w:bookmarkStart w:id="39" w:name="step-4-set-one-departure-time"/>
+        <w:t>Figure 3. Enhanced and annotated by Claude AI.</w:t>
+      </w:r>
+    </w:p>
     <w:p>
       <w:pPr>
         <w:pStyle w:val="Heading2"/>
         <w:pageBreakBefore/>
       </w:pPr>
-      <w:r>
-        <w:t xml:space="preserve">Step 4: Set one departure time</w:t>
+      <w:bookmarkStart w:id="5" w:name="step-4-set-one-departure-time"/>
+      <w:bookmarkEnd w:id="4"/>
+      <w:r>
+        <w:lastRenderedPageBreak/>
+        <w:t>Step 4: Set one departure time</w:t>
       </w:r>
     </w:p>
     <w:p>
@@ -1254,33 +1247,27 @@
         <w:pStyle w:val="FirstParagraph"/>
       </w:pPr>
       <w:r>
-        <w:t xml:space="preserve">Click</w:t>
-      </w:r>
-      <w:r>
-        <w:t xml:space="preserve"> </w:t>
+        <w:t xml:space="preserve">Click </w:t>
       </w:r>
       <w:r>
         <w:rPr>
+          <w:b/>
           <w:bCs/>
+        </w:rPr>
+        <w:t>Leave now</w:t>
+      </w:r>
+      <w:r>
+        <w:t xml:space="preserve">, then </w:t>
+      </w:r>
+      <w:r>
+        <w:rPr>
           <w:b/>
+          <w:bCs/>
         </w:rPr>
-        <w:t xml:space="preserve">Leave now</w:t>
-      </w:r>
-      <w:r>
-        <w:t xml:space="preserve">, then</w:t>
-      </w:r>
-      <w:r>
-        <w:t xml:space="preserve"> </w:t>
-      </w:r>
-      <w:r>
-        <w:rPr>
-          <w:bCs/>
-          <w:b/>
-        </w:rPr>
-        <w:t xml:space="preserve">Depart at</w:t>
-      </w:r>
-      <w:r>
-        <w:t xml:space="preserve">.</w:t>
+        <w:t>Depart at</w:t>
+      </w:r>
+      <w:r>
+        <w:t>.</w:t>
       </w:r>
     </w:p>
     <w:p>
@@ -1291,22 +1278,26 @@
         <w:jc w:val="center"/>
       </w:pPr>
       <w:r>
+        <w:rPr>
+          <w:noProof/>
+        </w:rPr>
         <w:drawing>
-          <wp:inline>
+          <wp:inline distT="0" distB="0" distL="0" distR="0" wp14:anchorId="00541C89" wp14:editId="35D755CA">
             <wp:extent cx="4663440" cy="2971343"/>
-            <wp:effectExtent b="0" l="0" r="0" t="0"/>
-            <wp:docPr descr="The Leave now menu open, showing Leave now, Depart at, and Arrive by, with Depart at highlighted" title="" id="34" name="Picture"/>
-            <a:graphic>
+            <wp:effectExtent l="0" t="0" r="0" b="0"/>
+            <wp:docPr id="34" name="Picture" descr="The Leave now menu open, showing Leave now, Depart at, and Arrive by, with Depart at highlighted"/>
+            <wp:cNvGraphicFramePr/>
+            <a:graphic xmlns:a="http://schemas.openxmlformats.org/drawingml/2006/main">
               <a:graphicData uri="http://schemas.openxmlformats.org/drawingml/2006/picture">
-                <pic:pic>
+                <pic:pic xmlns:pic="http://schemas.openxmlformats.org/drawingml/2006/picture">
                   <pic:nvPicPr>
-                    <pic:cNvPr descr="/home/claude/guide_shots/gm4_menu.png" id="35" name="Picture"/>
+                    <pic:cNvPr id="35" name="Picture" descr="/home/claude/guide_shots/gm4_menu.png"/>
                     <pic:cNvPicPr>
-                      <a:picLocks noChangeArrowheads="1" noChangeAspect="1"/>
+                      <a:picLocks noChangeAspect="1" noChangeArrowheads="1"/>
                     </pic:cNvPicPr>
                   </pic:nvPicPr>
                   <pic:blipFill>
-                    <a:blip r:embed="rId33"/>
+                    <a:blip r:embed="rId10"/>
                     <a:stretch>
                       <a:fillRect/>
                     </a:stretch>
@@ -1341,12 +1332,12 @@
       </w:pPr>
       <w:r>
         <w:rPr>
+          <w:i/>
           <w:iCs/>
-          <w:i/>
           <w:color w:val="595959"/>
           <w:sz w:val="18"/>
         </w:rPr>
-        <w:t xml:space="preserve">Figure 4. Enhanced and annotated by Claude AI.</w:t>
+        <w:t>Figure 4. Enhanced and annotated by Claude AI.</w:t>
       </w:r>
     </w:p>
     <w:p>
@@ -1354,7 +1345,13 @@
         <w:pStyle w:val="BodyText"/>
       </w:pPr>
       <w:r>
-        <w:t xml:space="preserve">Pick one weekday and time (we used 8:00 AM) and use it for every town. Record the low, the high, and the miles from the top route.</w:t>
+        <w:t>Pick one weekday and time (</w:t>
+      </w:r>
+      <w:r>
+        <w:t>e.g.,</w:t>
+      </w:r>
+      <w:r>
+        <w:t xml:space="preserve"> 8:00 AM) and use it for every town. Record the low, the high, and the miles from the top route.</w:t>
       </w:r>
     </w:p>
     <w:p>
@@ -1365,22 +1362,26 @@
         <w:jc w:val="center"/>
       </w:pPr>
       <w:r>
+        <w:rPr>
+          <w:noProof/>
+        </w:rPr>
         <w:drawing>
-          <wp:inline>
+          <wp:inline distT="0" distB="0" distL="0" distR="0" wp14:anchorId="2102EBB2" wp14:editId="0818CE34">
             <wp:extent cx="4663440" cy="2971343"/>
-            <wp:effectExtent b="0" l="0" r="0" t="0"/>
-            <wp:docPr descr="Departure set to 8:00 AM on a Thursday; the top route reads typically 6 to 9 min, 4.6 miles" title="" id="37" name="Picture"/>
-            <a:graphic>
+            <wp:effectExtent l="0" t="0" r="0" b="0"/>
+            <wp:docPr id="37" name="Picture" descr="Departure set to 8:00 AM on a Thursday; the top route reads typically 6 to 9 min, 4.6 miles"/>
+            <wp:cNvGraphicFramePr/>
+            <a:graphic xmlns:a="http://schemas.openxmlformats.org/drawingml/2006/main">
               <a:graphicData uri="http://schemas.openxmlformats.org/drawingml/2006/picture">
-                <pic:pic>
+                <pic:pic xmlns:pic="http://schemas.openxmlformats.org/drawingml/2006/picture">
                   <pic:nvPicPr>
-                    <pic:cNvPr descr="/home/claude/guide_shots/gm5_depart.png" id="38" name="Picture"/>
+                    <pic:cNvPr id="38" name="Picture" descr="/home/claude/guide_shots/gm5_depart.png"/>
                     <pic:cNvPicPr>
-                      <a:picLocks noChangeArrowheads="1" noChangeAspect="1"/>
+                      <a:picLocks noChangeAspect="1" noChangeArrowheads="1"/>
                     </pic:cNvPicPr>
                   </pic:nvPicPr>
                   <pic:blipFill>
-                    <a:blip r:embed="rId36"/>
+                    <a:blip r:embed="rId11"/>
                     <a:stretch>
                       <a:fillRect/>
                     </a:stretch>
@@ -1415,154 +1416,134 @@
       </w:pPr>
       <w:r>
         <w:rPr>
+          <w:i/>
           <w:iCs/>
-          <w:i/>
           <w:color w:val="595959"/>
           <w:sz w:val="18"/>
         </w:rPr>
-        <w:t xml:space="preserve">Figure 5. Enhanced and annotated by Claude AI.</w:t>
-      </w:r>
-    </w:p>
-    <w:bookmarkEnd w:id="39"/>
-    <w:bookmarkStart w:id="40" w:name="step-5-repeat-then-decide"/>
+        <w:t>Figure 5. Enhanced and annotated by Claude AI.</w:t>
+      </w:r>
+    </w:p>
     <w:p>
       <w:pPr>
         <w:pStyle w:val="Heading2"/>
         <w:pageBreakBefore/>
       </w:pPr>
-      <w:r>
-        <w:t xml:space="preserve">Step 5: Repeat, then decide</w:t>
-      </w:r>
-    </w:p>
-    <w:p>
-      <w:pPr>
+      <w:bookmarkStart w:id="6" w:name="step-5-repeat-then-decide"/>
+      <w:bookmarkEnd w:id="5"/>
+      <w:r>
+        <w:lastRenderedPageBreak/>
+        <w:t>Step 5: Repeat, then decide</w:t>
+      </w:r>
+    </w:p>
+    <w:p>
+      <w:pPr>
+        <w:pStyle w:val="Compact"/>
         <w:numPr>
           <w:ilvl w:val="0"/>
-          <w:numId w:val="1001"/>
+          <w:numId w:val="2"/>
         </w:numPr>
+      </w:pPr>
+      <w:r>
+        <w:t>F</w:t>
+      </w:r>
+      <w:r>
+        <w:t>or each town, change only the destination. Keep the start and the departure time.</w:t>
+      </w:r>
+    </w:p>
+    <w:p>
+      <w:pPr>
         <w:pStyle w:val="Compact"/>
-      </w:pPr>
-      <w:r>
-        <w:t xml:space="preserve">For each town, change only the destination. Keep the start and the departure time.</w:t>
-      </w:r>
-    </w:p>
-    <w:p>
-      <w:pPr>
         <w:numPr>
           <w:ilvl w:val="0"/>
-          <w:numId w:val="1001"/>
+          <w:numId w:val="2"/>
         </w:numPr>
+      </w:pPr>
+      <w:r>
+        <w:t xml:space="preserve">Before you look at your results, decide: does a town count if its typical </w:t>
+      </w:r>
+      <w:r>
+        <w:rPr>
+          <w:b/>
+          <w:bCs/>
+        </w:rPr>
+        <w:t>high</w:t>
+      </w:r>
+      <w:r>
+        <w:t xml:space="preserve"> is 20 minutes or less, or its </w:t>
+      </w:r>
+      <w:r>
+        <w:rPr>
+          <w:b/>
+          <w:bCs/>
+        </w:rPr>
+        <w:t>low</w:t>
+      </w:r>
+      <w:r>
+        <w:t>?</w:t>
+      </w:r>
+    </w:p>
+    <w:p>
+      <w:pPr>
         <w:pStyle w:val="Compact"/>
-      </w:pPr>
-      <w:r>
-        <w:t xml:space="preserve">Before you look at your results, decide: does a town count if its typical</w:t>
-      </w:r>
-      <w:r>
-        <w:t xml:space="preserve"> </w:t>
-      </w:r>
-      <w:r>
-        <w:rPr>
-          <w:bCs/>
-          <w:b/>
-        </w:rPr>
-        <w:t xml:space="preserve">high</w:t>
-      </w:r>
-      <w:r>
-        <w:t xml:space="preserve"> </w:t>
-      </w:r>
-      <w:r>
-        <w:t xml:space="preserve">is 20 minutes or less, or its</w:t>
-      </w:r>
-      <w:r>
-        <w:t xml:space="preserve"> </w:t>
-      </w:r>
-      <w:r>
-        <w:rPr>
-          <w:bCs/>
-          <w:b/>
-        </w:rPr>
-        <w:t xml:space="preserve">low</w:t>
-      </w:r>
-      <w:r>
-        <w:t xml:space="preserve">?</w:t>
-      </w:r>
-    </w:p>
-    <w:p>
-      <w:pPr>
         <w:numPr>
           <w:ilvl w:val="0"/>
-          <w:numId w:val="1001"/>
+          <w:numId w:val="2"/>
         </w:numPr>
-        <w:pStyle w:val="Compact"/>
-      </w:pPr>
-      <w:r>
-        <w:t xml:space="preserve">For towns that pass, average salary =</w:t>
-      </w:r>
-      <w:r>
-        <w:t xml:space="preserve"> </w:t>
+      </w:pPr>
+      <w:r>
+        <w:t xml:space="preserve">For towns that pass, average salary = </w:t>
       </w:r>
       <w:r>
         <w:rPr>
           <w:rStyle w:val="VerbatimChar"/>
         </w:rPr>
-        <w:t xml:space="preserve">pol_base_pay</w:t>
-      </w:r>
-      <w:r>
-        <w:t xml:space="preserve"> </w:t>
-      </w:r>
-      <w:r>
-        <w:t xml:space="preserve">÷</w:t>
-      </w:r>
-      <w:r>
-        <w:t xml:space="preserve"> </w:t>
+        <w:t>pol_base_pay</w:t>
+      </w:r>
+      <w:r>
+        <w:t xml:space="preserve"> ÷ </w:t>
       </w:r>
       <w:r>
         <w:rPr>
           <w:rStyle w:val="VerbatimChar"/>
         </w:rPr>
-        <w:t xml:space="preserve">pol_ft</w:t>
+        <w:t>pol_ft</w:t>
       </w:r>
       <w:r>
         <w:t xml:space="preserve"> </w:t>
       </w:r>
       <w:r>
-        <w:t xml:space="preserve">in</w:t>
-      </w:r>
-      <w:r>
-        <w:t xml:space="preserve"> </w:t>
+        <w:t xml:space="preserve">in </w:t>
       </w:r>
       <w:r>
         <w:rPr>
           <w:rStyle w:val="VerbatimChar"/>
         </w:rPr>
-        <w:t xml:space="preserve">data/ufb_2026_police.csv</w:t>
-      </w:r>
-      <w:r>
-        <w:t xml:space="preserve">. Skip towns with part-time officers.</w:t>
-      </w:r>
-    </w:p>
-    <w:p>
-      <w:pPr>
+        <w:t>data/ufb_2026_police.csv</w:t>
+      </w:r>
+      <w:r>
+        <w:t>. Skip towns with part-time officers.</w:t>
+      </w:r>
+    </w:p>
+    <w:p>
+      <w:pPr>
+        <w:pStyle w:val="Compact"/>
         <w:numPr>
           <w:ilvl w:val="0"/>
-          <w:numId w:val="1001"/>
+          <w:numId w:val="2"/>
         </w:numPr>
-        <w:pStyle w:val="Compact"/>
-      </w:pPr>
-      <w:r>
-        <w:t xml:space="preserve">The benchmark is the median of those averages (</w:t>
+      </w:pPr>
+      <w:r>
+        <w:t>The benchmark is the median of those averages (</w:t>
       </w:r>
       <w:r>
         <w:rPr>
           <w:rStyle w:val="VerbatimChar"/>
         </w:rPr>
-        <w:t xml:space="preserve">=MEDIAN()</w:t>
-      </w:r>
-      <w:r>
-        <w:t xml:space="preserve"> </w:t>
-      </w:r>
-      <w:r>
-        <w:t xml:space="preserve">in Excel or Sheets).</w:t>
+        <w:t>=MEDIAN()</w:t>
+      </w:r>
+      <w:r>
+        <w:t xml:space="preserve"> in Excel or Sheets).</w:t>
       </w:r>
     </w:p>
     <w:p>
@@ -1570,36 +1551,61 @@
         <w:pStyle w:val="FirstParagraph"/>
       </w:pPr>
       <w:r>
-        <w:t xml:space="preserve">Google includes typical traffic; OpenStreetMap, which our R script uses, assumes empty roads. Expect Google to run higher (Lawrence: 6.5 minutes in OpenStreetMap, typically 6–9 in Google).</w:t>
-      </w:r>
-    </w:p>
-    <w:bookmarkEnd w:id="40"/>
-    <w:bookmarkEnd w:id="41"/>
+        <w:t>Google includes typical traffic; OpenStreetMap, which our R script uses, assumes empty roads. Expect Google to ru</w:t>
+      </w:r>
+      <w:r>
+        <w:t>n higher (Lawrence: 6.5 minutes in OpenStreetMap, typically 6–9 in Google).</w:t>
+      </w:r>
+      <w:bookmarkEnd w:id="0"/>
+      <w:bookmarkEnd w:id="6"/>
+    </w:p>
     <w:sectPr>
       <w:pgSz w:w="12240" w:h="15840"/>
-      <w:pgMar w:left="1440" w:right="1440" w:top="1440" w:bottom="1440"/>
+      <w:pgMar w:top="1440" w:right="1440" w:bottom="1440" w:left="1440" w:header="720" w:footer="720" w:gutter="0"/>
+      <w:cols w:space="720"/>
     </w:sectPr>
   </w:body>
 </w:document>
 </file>
 
-<file path=word/comments.xml><?xml version="1.0" encoding="utf-8"?>
-<w:comments xmlns:w="http://schemas.openxmlformats.org/wordprocessingml/2006/main" xmlns:m="http://schemas.openxmlformats.org/officeDocument/2006/math" xmlns:r="http://schemas.openxmlformats.org/officeDocument/2006/relationships" xmlns:o="urn:schemas-microsoft-com:office:office" xmlns:v="urn:schemas-microsoft-com:vml" xmlns:w10="urn:schemas-microsoft-com:office:word" xmlns:a="http://schemas.openxmlformats.org/drawingml/2006/main" xmlns:pic="http://schemas.openxmlformats.org/drawingml/2006/picture" xmlns:wp="http://schemas.openxmlformats.org/drawingml/2006/wordprocessingDrawing"/>
+<file path=word/endnotes.xml><?xml version="1.0" encoding="utf-8"?>
+<w:endnotes xmlns:wpc="http://schemas.microsoft.com/office/word/2010/wordprocessingCanvas" xmlns:cx="http://schemas.microsoft.com/office/drawing/2014/chartex" xmlns:cx1="http://schemas.microsoft.com/office/drawing/2015/9/8/chartex" xmlns:cx2="http://schemas.microsoft.com/office/drawing/2015/10/21/chartex" xmlns:cx3="http://schemas.microsoft.com/office/drawing/2016/5/9/chartex" xmlns:cx4="http://schemas.microsoft.com/office/drawing/2016/5/10/chartex" xmlns:cx5="http://schemas.microsoft.com/office/drawing/2016/5/11/chartex" xmlns:cx6="http://schemas.microsoft.com/office/drawing/2016/5/12/chartex" xmlns:cx7="http://schemas.microsoft.com/office/drawing/2016/5/13/chartex" xmlns:cx8="http://schemas.microsoft.com/office/drawing/2016/5/14/chartex" xmlns:mc="http://schemas.openxmlformats.org/markup-compatibility/2006" xmlns:aink="http://schemas.microsoft.com/office/drawing/2016/ink" xmlns:am3d="http://schemas.microsoft.com/office/drawing/2017/model3d" xmlns:o="urn:schemas-microsoft-com:office:office" xmlns:r="http://schemas.openxmlformats.org/officeDocument/2006/relationships" xmlns:m="http://schemas.openxmlformats.org/officeDocument/2006/math" xmlns:v="urn:schemas-microsoft-com:vml" xmlns:wp14="http://schemas.microsoft.com/office/word/2010/wordprocessingDrawing" xmlns:wp="http://schemas.openxmlformats.org/drawingml/2006/wordprocessingDrawing" xmlns:w10="urn:schemas-microsoft-com:office:word" xmlns:w="http://schemas.openxmlformats.org/wordprocessingml/2006/main" xmlns:w14="http://schemas.microsoft.com/office/word/2010/wordml" xmlns:w15="http://schemas.microsoft.com/office/word/2012/wordml" xmlns:w16cex="http://schemas.microsoft.com/office/word/2018/wordml/cex" xmlns:w16cid="http://schemas.microsoft.com/office/word/2016/wordml/cid" xmlns:w16="http://schemas.microsoft.com/office/word/2018/wordml" xmlns:w16sdtdh="http://schemas.microsoft.com/office/word/2020/wordml/sdtdatahash" xmlns:w16se="http://schemas.microsoft.com/office/word/2015/wordml/symex" xmlns:wpg="http://schemas.microsoft.com/office/word/2010/wordprocessingGroup" xmlns:wpi="http://schemas.microsoft.com/office/word/2010/wordprocessingInk" xmlns:wne="http://schemas.microsoft.com/office/word/2006/wordml" xmlns:wps="http://schemas.microsoft.com/office/word/2010/wordprocessingShape" mc:Ignorable="w14 w15 w16se w16cid w16 w16cex w16sdtdh wp14">
+  <w:endnote w:type="separator" w:id="-1">
+    <w:p>
+      <w:pPr>
+        <w:spacing w:after="0"/>
+      </w:pPr>
+      <w:r>
+        <w:separator/>
+      </w:r>
+    </w:p>
+  </w:endnote>
+  <w:endnote w:type="continuationSeparator" w:id="0">
+    <w:p>
+      <w:pPr>
+        <w:spacing w:after="0"/>
+      </w:pPr>
+      <w:r>
+        <w:continuationSeparator/>
+      </w:r>
+    </w:p>
+  </w:endnote>
+</w:endnotes>
 </file>
 
 <file path=word/footnotes.xml><?xml version="1.0" encoding="utf-8"?>
-<w:footnotes xmlns:w="http://schemas.openxmlformats.org/wordprocessingml/2006/main" xmlns:m="http://schemas.openxmlformats.org/officeDocument/2006/math" xmlns:r="http://schemas.openxmlformats.org/officeDocument/2006/relationships" xmlns:o="urn:schemas-microsoft-com:office:office" xmlns:v="urn:schemas-microsoft-com:vml" xmlns:w10="urn:schemas-microsoft-com:office:word" xmlns:a="http://schemas.openxmlformats.org/drawingml/2006/main" xmlns:pic="http://schemas.openxmlformats.org/drawingml/2006/picture" xmlns:wp="http://schemas.openxmlformats.org/drawingml/2006/wordprocessingDrawing">
+<w:footnotes xmlns:wpc="http://schemas.microsoft.com/office/word/2010/wordprocessingCanvas" xmlns:cx="http://schemas.microsoft.com/office/drawing/2014/chartex" xmlns:cx1="http://schemas.microsoft.com/office/drawing/2015/9/8/chartex" xmlns:cx2="http://schemas.microsoft.com/office/drawing/2015/10/21/chartex" xmlns:cx3="http://schemas.microsoft.com/office/drawing/2016/5/9/chartex" xmlns:cx4="http://schemas.microsoft.com/office/drawing/2016/5/10/chartex" xmlns:cx5="http://schemas.microsoft.com/office/drawing/2016/5/11/chartex" xmlns:cx6="http://schemas.microsoft.com/office/drawing/2016/5/12/chartex" xmlns:cx7="http://schemas.microsoft.com/office/drawing/2016/5/13/chartex" xmlns:cx8="http://schemas.microsoft.com/office/drawing/2016/5/14/chartex" xmlns:mc="http://schemas.openxmlformats.org/markup-compatibility/2006" xmlns:aink="http://schemas.microsoft.com/office/drawing/2016/ink" xmlns:am3d="http://schemas.microsoft.com/office/drawing/2017/model3d" xmlns:o="urn:schemas-microsoft-com:office:office" xmlns:r="http://schemas.openxmlformats.org/officeDocument/2006/relationships" xmlns:m="http://schemas.openxmlformats.org/officeDocument/2006/math" xmlns:v="urn:schemas-microsoft-com:vml" xmlns:wp14="http://schemas.microsoft.com/office/word/2010/wordprocessingDrawing" xmlns:wp="http://schemas.openxmlformats.org/drawingml/2006/wordprocessingDrawing" xmlns:w10="urn:schemas-microsoft-com:office:word" xmlns:w="http://schemas.openxmlformats.org/wordprocessingml/2006/main" xmlns:w14="http://schemas.microsoft.com/office/word/2010/wordml" xmlns:w15="http://schemas.microsoft.com/office/word/2012/wordml" xmlns:w16cex="http://schemas.microsoft.com/office/word/2018/wordml/cex" xmlns:w16cid="http://schemas.microsoft.com/office/word/2016/wordml/cid" xmlns:w16="http://schemas.microsoft.com/office/word/2018/wordml" xmlns:w16sdtdh="http://schemas.microsoft.com/office/word/2020/wordml/sdtdatahash" xmlns:w16se="http://schemas.microsoft.com/office/word/2015/wordml/symex" xmlns:wpg="http://schemas.microsoft.com/office/word/2010/wordprocessingGroup" xmlns:wpi="http://schemas.microsoft.com/office/word/2010/wordprocessingInk" xmlns:wne="http://schemas.microsoft.com/office/word/2006/wordml" xmlns:wps="http://schemas.microsoft.com/office/word/2010/wordprocessingShape" mc:Ignorable="w14 w15 w16se w16cid w16 w16cex w16sdtdh wp14">
+  <w:footnote w:type="separator" w:id="-1">
+    <w:p>
+      <w:r>
+        <w:separator/>
+      </w:r>
+    </w:p>
+  </w:footnote>
   <w:footnote w:type="continuationSeparator" w:id="0">
     <w:p>
       <w:r>
         <w:continuationSeparator/>
-      </w:r>
-    </w:p>
-  </w:footnote>
-  <w:footnote w:type="separator" w:id="-1">
-    <w:p>
-      <w:r>
-        <w:separator/>
       </w:r>
     </w:p>
   </w:footnote>
@@ -1607,10 +1613,11 @@
 </file>
 
 <file path=word/numbering.xml><?xml version="1.0" encoding="utf-8"?>
-<w:numbering xmlns:w="http://schemas.openxmlformats.org/wordprocessingml/2006/main">
-  <w:abstractNum w:abstractNumId="990">
-    <w:nsid w:val="A990"/>
+<w:numbering xmlns:wpc="http://schemas.microsoft.com/office/word/2010/wordprocessingCanvas" xmlns:cx="http://schemas.microsoft.com/office/drawing/2014/chartex" xmlns:cx1="http://schemas.microsoft.com/office/drawing/2015/9/8/chartex" xmlns:cx2="http://schemas.microsoft.com/office/drawing/2015/10/21/chartex" xmlns:cx3="http://schemas.microsoft.com/office/drawing/2016/5/9/chartex" xmlns:cx4="http://schemas.microsoft.com/office/drawing/2016/5/10/chartex" xmlns:cx5="http://schemas.microsoft.com/office/drawing/2016/5/11/chartex" xmlns:cx6="http://schemas.microsoft.com/office/drawing/2016/5/12/chartex" xmlns:cx7="http://schemas.microsoft.com/office/drawing/2016/5/13/chartex" xmlns:cx8="http://schemas.microsoft.com/office/drawing/2016/5/14/chartex" xmlns:mc="http://schemas.openxmlformats.org/markup-compatibility/2006" xmlns:aink="http://schemas.microsoft.com/office/drawing/2016/ink" xmlns:am3d="http://schemas.microsoft.com/office/drawing/2017/model3d" xmlns:o="urn:schemas-microsoft-com:office:office" xmlns:r="http://schemas.openxmlformats.org/officeDocument/2006/relationships" xmlns:m="http://schemas.openxmlformats.org/officeDocument/2006/math" xmlns:v="urn:schemas-microsoft-com:vml" xmlns:wp14="http://schemas.microsoft.com/office/word/2010/wordprocessingDrawing" xmlns:wp="http://schemas.openxmlformats.org/drawingml/2006/wordprocessingDrawing" xmlns:w10="urn:schemas-microsoft-com:office:word" xmlns:w="http://schemas.openxmlformats.org/wordprocessingml/2006/main" xmlns:w14="http://schemas.microsoft.com/office/word/2010/wordml" xmlns:w15="http://schemas.microsoft.com/office/word/2012/wordml" xmlns:w16cex="http://schemas.microsoft.com/office/word/2018/wordml/cex" xmlns:w16cid="http://schemas.microsoft.com/office/word/2016/wordml/cid" xmlns:w16="http://schemas.microsoft.com/office/word/2018/wordml" xmlns:w16sdtdh="http://schemas.microsoft.com/office/word/2020/wordml/sdtdatahash" xmlns:w16se="http://schemas.microsoft.com/office/word/2015/wordml/symex" xmlns:wpg="http://schemas.microsoft.com/office/word/2010/wordprocessingGroup" xmlns:wpi="http://schemas.microsoft.com/office/word/2010/wordprocessingInk" xmlns:wne="http://schemas.microsoft.com/office/word/2006/wordml" xmlns:wps="http://schemas.microsoft.com/office/word/2010/wordprocessingShape" mc:Ignorable="w14 w15 w16se w16cid w16 w16cex w16sdtdh wp14">
+  <w:abstractNum w:abstractNumId="0" w15:restartNumberingAfterBreak="0">
+    <w:nsid w:val="0000A990"/>
     <w:multiLevelType w:val="multilevel"/>
+    <w:tmpl w:val="925E85B8"/>
     <w:lvl w:ilvl="0">
       <w:numFmt w:val="bullet"/>
       <w:lvlText w:val=" "/>
@@ -1684,9 +1691,10 @@
       </w:pPr>
     </w:lvl>
   </w:abstractNum>
-  <w:abstractNum w:abstractNumId="99411">
-    <w:nsid w:val="A99411"/>
+  <w:abstractNum w:abstractNumId="1" w15:restartNumberingAfterBreak="0">
+    <w:nsid w:val="00A99411"/>
     <w:multiLevelType w:val="multilevel"/>
+    <w:tmpl w:val="657CAD52"/>
     <w:lvl w:ilvl="0">
       <w:start w:val="1"/>
       <w:numFmt w:val="decimal"/>
@@ -1769,11 +1777,11 @@
       </w:pPr>
     </w:lvl>
   </w:abstractNum>
-  <w:num w:numId="1000">
-    <w:abstractNumId w:val="990"/>
+  <w:num w:numId="1">
+    <w:abstractNumId w:val="0"/>
   </w:num>
-  <w:num w:numId="1001">
-    <w:abstractNumId w:val="99411"/>
+  <w:num w:numId="2">
+    <w:abstractNumId w:val="1"/>
     <w:lvlOverride w:ilvl="0">
       <w:startOverride w:val="1"/>
     </w:lvlOverride>
@@ -1806,14 +1814,14 @@
 </file>
 
 <file path=word/styles.xml><?xml version="1.0" encoding="utf-8"?>
-<w:styles xmlns:r="http://schemas.openxmlformats.org/officeDocument/2006/relationships" xmlns:w="http://schemas.openxmlformats.org/wordprocessingml/2006/main">
+<w:styles xmlns:mc="http://schemas.openxmlformats.org/markup-compatibility/2006" xmlns:r="http://schemas.openxmlformats.org/officeDocument/2006/relationships" xmlns:w="http://schemas.openxmlformats.org/wordprocessingml/2006/main" xmlns:w14="http://schemas.microsoft.com/office/word/2010/wordml" xmlns:w15="http://schemas.microsoft.com/office/word/2012/wordml" xmlns:w16cex="http://schemas.microsoft.com/office/word/2018/wordml/cex" xmlns:w16cid="http://schemas.microsoft.com/office/word/2016/wordml/cid" xmlns:w16="http://schemas.microsoft.com/office/word/2018/wordml" xmlns:w16sdtdh="http://schemas.microsoft.com/office/word/2020/wordml/sdtdatahash" xmlns:w16se="http://schemas.microsoft.com/office/word/2015/wordml/symex" mc:Ignorable="w14 w15 w16se w16cid w16 w16cex w16sdtdh">
   <w:docDefaults>
     <w:rPrDefault>
       <w:rPr>
-        <w:rFonts w:asciiTheme="minorHAnsi" w:cstheme="minorBidi" w:eastAsiaTheme="minorHAnsi" w:hAnsiTheme="minorHAnsi"/>
+        <w:rFonts w:asciiTheme="minorHAnsi" w:eastAsiaTheme="minorHAnsi" w:hAnsiTheme="minorHAnsi" w:cstheme="minorBidi"/>
         <w:sz w:val="24"/>
         <w:szCs w:val="24"/>
-        <w:lang w:bidi="ar-SA" w:eastAsia="en-US" w:val="en-US"/>
+        <w:lang w:val="en-US" w:eastAsia="en-US" w:bidi="ar-SA"/>
       </w:rPr>
     </w:rPrDefault>
     <w:pPrDefault>
@@ -1822,8 +1830,338 @@
       </w:pPr>
     </w:pPrDefault>
   </w:docDefaults>
-  <w:latentStyles w:count="276" w:defLockedState="0" w:defQFormat="0" w:defSemiHidden="0" w:defUIPriority="0" w:defUnhideWhenUsed="0"/>
-  <w:style w:default="1" w:styleId="Normal" w:type="paragraph">
+  <w:latentStyles w:defLockedState="0" w:defUIPriority="0" w:defSemiHidden="0" w:defUnhideWhenUsed="0" w:defQFormat="0" w:count="376">
+    <w:lsdException w:name="heading 5" w:semiHidden="1" w:unhideWhenUsed="1"/>
+    <w:lsdException w:name="index 2" w:semiHidden="1" w:unhideWhenUsed="1"/>
+    <w:lsdException w:name="index 3" w:semiHidden="1" w:unhideWhenUsed="1"/>
+    <w:lsdException w:name="index 4" w:semiHidden="1" w:unhideWhenUsed="1"/>
+    <w:lsdException w:name="index 5" w:semiHidden="1" w:unhideWhenUsed="1"/>
+    <w:lsdException w:name="index 6" w:semiHidden="1" w:unhideWhenUsed="1"/>
+    <w:lsdException w:name="index 7" w:semiHidden="1" w:unhideWhenUsed="1"/>
+    <w:lsdException w:name="index 8" w:semiHidden="1" w:unhideWhenUsed="1"/>
+    <w:lsdException w:name="index 9" w:semiHidden="1" w:unhideWhenUsed="1"/>
+    <w:lsdException w:name="toc 1" w:semiHidden="1" w:unhideWhenUsed="1"/>
+    <w:lsdException w:name="toc 2" w:semiHidden="1" w:unhideWhenUsed="1"/>
+    <w:lsdException w:name="toc 3" w:semiHidden="1" w:unhideWhenUsed="1"/>
+    <w:lsdException w:name="toc 4" w:semiHidden="1" w:unhideWhenUsed="1"/>
+    <w:lsdException w:name="toc 5" w:semiHidden="1" w:unhideWhenUsed="1"/>
+    <w:lsdException w:name="toc 6" w:semiHidden="1" w:unhideWhenUsed="1"/>
+    <w:lsdException w:name="toc 7" w:semiHidden="1" w:unhideWhenUsed="1"/>
+    <w:lsdException w:name="toc 8" w:semiHidden="1" w:unhideWhenUsed="1"/>
+    <w:lsdException w:name="toc 9" w:semiHidden="1" w:unhideWhenUsed="1"/>
+    <w:lsdException w:name="Normal Indent" w:semiHidden="1" w:unhideWhenUsed="1"/>
+    <w:lsdException w:name="footnote text" w:semiHidden="1" w:unhideWhenUsed="1"/>
+    <w:lsdException w:name="annotation text" w:semiHidden="1" w:unhideWhenUsed="1"/>
+    <w:lsdException w:name="header" w:semiHidden="1" w:unhideWhenUsed="1"/>
+    <w:lsdException w:name="footer" w:semiHidden="1" w:unhideWhenUsed="1"/>
+    <w:lsdException w:name="index heading" w:semiHidden="1" w:unhideWhenUsed="1"/>
+    <w:lsdException w:name="caption" w:semiHidden="1" w:unhideWhenUsed="1"/>
+    <w:lsdException w:name="table of figures" w:semiHidden="1" w:unhideWhenUsed="1"/>
+    <w:lsdException w:name="envelope address" w:semiHidden="1" w:unhideWhenUsed="1"/>
+    <w:lsdException w:name="envelope return" w:semiHidden="1" w:unhideWhenUsed="1"/>
+    <w:lsdException w:name="footnote reference" w:semiHidden="1" w:unhideWhenUsed="1"/>
+    <w:lsdException w:name="annotation reference" w:semiHidden="1" w:unhideWhenUsed="1"/>
+    <w:lsdException w:name="line number" w:semiHidden="1" w:unhideWhenUsed="1"/>
+    <w:lsdException w:name="page number" w:semiHidden="1" w:unhideWhenUsed="1"/>
+    <w:lsdException w:name="endnote reference" w:semiHidden="1" w:unhideWhenUsed="1"/>
+    <w:lsdException w:name="endnote text" w:semiHidden="1" w:unhideWhenUsed="1"/>
+    <w:lsdException w:name="table of authorities" w:semiHidden="1" w:unhideWhenUsed="1"/>
+    <w:lsdException w:name="macro" w:semiHidden="1" w:unhideWhenUsed="1"/>
+    <w:lsdException w:name="toa heading" w:semiHidden="1" w:unhideWhenUsed="1"/>
+    <w:lsdException w:name="List" w:semiHidden="1" w:unhideWhenUsed="1"/>
+    <w:lsdException w:name="List Bullet" w:semiHidden="1" w:unhideWhenUsed="1"/>
+    <w:lsdException w:name="List Number" w:semiHidden="1" w:unhideWhenUsed="1"/>
+    <w:lsdException w:name="List 2" w:semiHidden="1" w:unhideWhenUsed="1"/>
+    <w:lsdException w:name="List 3" w:semiHidden="1" w:unhideWhenUsed="1"/>
+    <w:lsdException w:name="List 4" w:semiHidden="1" w:unhideWhenUsed="1"/>
+    <w:lsdException w:name="List Bullet 2" w:semiHidden="1" w:unhideWhenUsed="1"/>
+    <w:lsdException w:name="List Bullet 3" w:semiHidden="1" w:unhideWhenUsed="1"/>
+    <w:lsdException w:name="List Number 2" w:semiHidden="1" w:unhideWhenUsed="1"/>
+    <w:lsdException w:name="List Number 3" w:semiHidden="1" w:unhideWhenUsed="1"/>
+    <w:lsdException w:name="List Number 4" w:semiHidden="1" w:unhideWhenUsed="1"/>
+    <w:lsdException w:name="List Number 5" w:semiHidden="1" w:unhideWhenUsed="1"/>
+    <w:lsdException w:name="Closing" w:semiHidden="1" w:unhideWhenUsed="1"/>
+    <w:lsdException w:name="Signature" w:semiHidden="1" w:unhideWhenUsed="1"/>
+    <w:lsdException w:name="Default Paragraph Font" w:semiHidden="1" w:unhideWhenUsed="1"/>
+    <w:lsdException w:name="Body Text" w:semiHidden="1" w:unhideWhenUsed="1"/>
+    <w:lsdException w:name="Body Text Indent" w:semiHidden="1" w:unhideWhenUsed="1"/>
+    <w:lsdException w:name="List Continue" w:semiHidden="1" w:unhideWhenUsed="1"/>
+    <w:lsdException w:name="List Continue 2" w:semiHidden="1" w:unhideWhenUsed="1"/>
+    <w:lsdException w:name="List Continue 3" w:semiHidden="1" w:unhideWhenUsed="1"/>
+    <w:lsdException w:name="List Continue 4" w:semiHidden="1" w:unhideWhenUsed="1"/>
+    <w:lsdException w:name="List Continue 5" w:semiHidden="1" w:unhideWhenUsed="1"/>
+    <w:lsdException w:name="Message Header" w:semiHidden="1" w:unhideWhenUsed="1"/>
+    <w:lsdException w:name="Salutation" w:semiHidden="1" w:unhideWhenUsed="1"/>
+    <w:lsdException w:name="Date" w:semiHidden="1" w:unhideWhenUsed="1"/>
+    <w:lsdException w:name="Body Text First Indent" w:semiHidden="1" w:unhideWhenUsed="1"/>
+    <w:lsdException w:name="Body Text Indent 2" w:semiHidden="1" w:unhideWhenUsed="1"/>
+    <w:lsdException w:name="Body Text Indent 3" w:semiHidden="1" w:unhideWhenUsed="1"/>
+    <w:lsdException w:name="Block Text" w:semiHidden="1" w:unhideWhenUsed="1"/>
+    <w:lsdException w:name="Hyperlink" w:semiHidden="1" w:unhideWhenUsed="1"/>
+    <w:lsdException w:name="FollowedHyperlink" w:semiHidden="1" w:unhideWhenUsed="1"/>
+    <w:lsdException w:name="Document Map" w:semiHidden="1" w:unhideWhenUsed="1"/>
+    <w:lsdException w:name="Plain Text" w:semiHidden="1" w:unhideWhenUsed="1"/>
+    <w:lsdException w:name="E-mail Signature" w:semiHidden="1" w:unhideWhenUsed="1"/>
+    <w:lsdException w:name="HTML Top of Form" w:semiHidden="1" w:unhideWhenUsed="1"/>
+    <w:lsdException w:name="HTML Bottom of Form" w:semiHidden="1" w:unhideWhenUsed="1"/>
+    <w:lsdException w:name="Normal (Web)" w:semiHidden="1" w:unhideWhenUsed="1"/>
+    <w:lsdException w:name="HTML Acronym" w:semiHidden="1" w:unhideWhenUsed="1"/>
+    <w:lsdException w:name="HTML Address" w:semiHidden="1" w:unhideWhenUsed="1"/>
+    <w:lsdException w:name="HTML Cite" w:semiHidden="1" w:unhideWhenUsed="1"/>
+    <w:lsdException w:name="HTML Code" w:semiHidden="1" w:unhideWhenUsed="1"/>
+    <w:lsdException w:name="HTML Definition" w:semiHidden="1" w:unhideWhenUsed="1"/>
+    <w:lsdException w:name="HTML Keyboard" w:semiHidden="1" w:unhideWhenUsed="1"/>
+    <w:lsdException w:name="HTML Preformatted" w:semiHidden="1" w:unhideWhenUsed="1"/>
+    <w:lsdException w:name="HTML Sample" w:semiHidden="1" w:unhideWhenUsed="1"/>
+    <w:lsdException w:name="HTML Typewriter" w:semiHidden="1" w:unhideWhenUsed="1"/>
+    <w:lsdException w:name="HTML Variable" w:semiHidden="1" w:unhideWhenUsed="1"/>
+    <w:lsdException w:name="Normal Table" w:semiHidden="1" w:unhideWhenUsed="1"/>
+    <w:lsdException w:name="annotation subject" w:semiHidden="1" w:unhideWhenUsed="1"/>
+    <w:lsdException w:name="No List" w:semiHidden="1" w:unhideWhenUsed="1"/>
+    <w:lsdException w:name="Outline List 1" w:semiHidden="1" w:unhideWhenUsed="1"/>
+    <w:lsdException w:name="Outline List 2" w:semiHidden="1" w:unhideWhenUsed="1"/>
+    <w:lsdException w:name="Outline List 3" w:semiHidden="1" w:unhideWhenUsed="1"/>
+    <w:lsdException w:name="Table Simple 1" w:semiHidden="1" w:unhideWhenUsed="1"/>
+    <w:lsdException w:name="Table Simple 2" w:semiHidden="1" w:unhideWhenUsed="1"/>
+    <w:lsdException w:name="Table Simple 3" w:semiHidden="1" w:unhideWhenUsed="1"/>
+    <w:lsdException w:name="Table Classic 1" w:semiHidden="1" w:unhideWhenUsed="1"/>
+    <w:lsdException w:name="Table Classic 2" w:semiHidden="1" w:unhideWhenUsed="1"/>
+    <w:lsdException w:name="Table Classic 3" w:semiHidden="1" w:unhideWhenUsed="1"/>
+    <w:lsdException w:name="Table Classic 4" w:semiHidden="1" w:unhideWhenUsed="1"/>
+    <w:lsdException w:name="Table Colorful 1" w:semiHidden="1" w:unhideWhenUsed="1"/>
+    <w:lsdException w:name="Table Colorful 2" w:semiHidden="1" w:unhideWhenUsed="1"/>
+    <w:lsdException w:name="Table Colorful 3" w:semiHidden="1" w:unhideWhenUsed="1"/>
+    <w:lsdException w:name="Table Columns 1" w:semiHidden="1" w:unhideWhenUsed="1"/>
+    <w:lsdException w:name="Table Columns 2" w:semiHidden="1" w:unhideWhenUsed="1"/>
+    <w:lsdException w:name="Table Columns 3" w:semiHidden="1" w:unhideWhenUsed="1"/>
+    <w:lsdException w:name="Table Columns 4" w:semiHidden="1" w:unhideWhenUsed="1"/>
+    <w:lsdException w:name="Table Columns 5" w:semiHidden="1" w:unhideWhenUsed="1"/>
+    <w:lsdException w:name="Table Grid 1" w:semiHidden="1" w:unhideWhenUsed="1"/>
+    <w:lsdException w:name="Table Grid 2" w:semiHidden="1" w:unhideWhenUsed="1"/>
+    <w:lsdException w:name="Table Grid 3" w:semiHidden="1" w:unhideWhenUsed="1"/>
+    <w:lsdException w:name="Table Grid 4" w:semiHidden="1" w:unhideWhenUsed="1"/>
+    <w:lsdException w:name="Table Grid 5" w:semiHidden="1" w:unhideWhenUsed="1"/>
+    <w:lsdException w:name="Table Grid 6" w:semiHidden="1" w:unhideWhenUsed="1"/>
+    <w:lsdException w:name="Table Grid 7" w:semiHidden="1" w:unhideWhenUsed="1"/>
+    <w:lsdException w:name="Table Grid 8" w:semiHidden="1" w:unhideWhenUsed="1"/>
+    <w:lsdException w:name="Table List 1" w:semiHidden="1" w:unhideWhenUsed="1"/>
+    <w:lsdException w:name="Table List 2" w:semiHidden="1" w:unhideWhenUsed="1"/>
+    <w:lsdException w:name="Table List 3" w:semiHidden="1" w:unhideWhenUsed="1"/>
+    <w:lsdException w:name="Table List 4" w:semiHidden="1" w:unhideWhenUsed="1"/>
+    <w:lsdException w:name="Table List 5" w:semiHidden="1" w:unhideWhenUsed="1"/>
+    <w:lsdException w:name="Table List 6" w:semiHidden="1" w:unhideWhenUsed="1"/>
+    <w:lsdException w:name="Table List 7" w:semiHidden="1" w:unhideWhenUsed="1"/>
+    <w:lsdException w:name="Table List 8" w:semiHidden="1" w:unhideWhenUsed="1"/>
+    <w:lsdException w:name="Table 3D effects 1" w:semiHidden="1" w:unhideWhenUsed="1"/>
+    <w:lsdException w:name="Table 3D effects 2" w:semiHidden="1" w:unhideWhenUsed="1"/>
+    <w:lsdException w:name="Table 3D effects 3" w:semiHidden="1" w:unhideWhenUsed="1"/>
+    <w:lsdException w:name="Table Contemporary" w:semiHidden="1" w:unhideWhenUsed="1"/>
+    <w:lsdException w:name="Table Elegant" w:semiHidden="1" w:unhideWhenUsed="1"/>
+    <w:lsdException w:name="Table Professional" w:semiHidden="1" w:unhideWhenUsed="1"/>
+    <w:lsdException w:name="Table Subtle 1" w:semiHidden="1" w:unhideWhenUsed="1"/>
+    <w:lsdException w:name="Table Subtle 2" w:semiHidden="1" w:unhideWhenUsed="1"/>
+    <w:lsdException w:name="Table Web 1" w:semiHidden="1" w:unhideWhenUsed="1"/>
+    <w:lsdException w:name="Table Web 2" w:semiHidden="1" w:unhideWhenUsed="1"/>
+    <w:lsdException w:name="Table Web 3" w:semiHidden="1" w:unhideWhenUsed="1"/>
+    <w:lsdException w:name="Balloon Text" w:semiHidden="1" w:unhideWhenUsed="1"/>
+    <w:lsdException w:name="Table Theme" w:semiHidden="1" w:unhideWhenUsed="1"/>
+    <w:lsdException w:name="Placeholder Text" w:semiHidden="1"/>
+    <w:lsdException w:name="Light Shading"/>
+    <w:lsdException w:name="Light List"/>
+    <w:lsdException w:name="Medium Grid 3"/>
+    <w:lsdException w:name="Dark List"/>
+    <w:lsdException w:name="Colorful Shading"/>
+    <w:lsdException w:name="Colorful List"/>
+    <w:lsdException w:name="Colorful Grid"/>
+    <w:lsdException w:name="Light Shading Accent 1"/>
+    <w:lsdException w:name="Light List Accent 1"/>
+    <w:lsdException w:name="Light Grid Accent 1"/>
+    <w:lsdException w:name="Medium Shading 1 Accent 1"/>
+    <w:lsdException w:name="Medium Shading 2 Accent 1"/>
+    <w:lsdException w:name="Medium List 1 Accent 1"/>
+    <w:lsdException w:name="Revision" w:semiHidden="1"/>
+    <w:lsdException w:name="Medium List 2 Accent 1"/>
+    <w:lsdException w:name="Medium Grid 1 Accent 1"/>
+    <w:lsdException w:name="Medium Grid 2 Accent 1"/>
+    <w:lsdException w:name="Medium Grid 3 Accent 1"/>
+    <w:lsdException w:name="Dark List Accent 1"/>
+    <w:lsdException w:name="Colorful Shading Accent 1"/>
+    <w:lsdException w:name="Colorful List Accent 1"/>
+    <w:lsdException w:name="Colorful Grid Accent 1"/>
+    <w:lsdException w:name="Light Shading Accent 2"/>
+    <w:lsdException w:name="Light List Accent 2"/>
+    <w:lsdException w:name="Light Grid Accent 2"/>
+    <w:lsdException w:name="Medium Shading 1 Accent 2"/>
+    <w:lsdException w:name="Medium Shading 2 Accent 2"/>
+    <w:lsdException w:name="Medium List 1 Accent 2"/>
+    <w:lsdException w:name="Medium List 2 Accent 2"/>
+    <w:lsdException w:name="Medium Grid 1 Accent 2"/>
+    <w:lsdException w:name="Medium Grid 2 Accent 2"/>
+    <w:lsdException w:name="Medium Grid 3 Accent 2"/>
+    <w:lsdException w:name="Dark List Accent 2"/>
+    <w:lsdException w:name="Colorful Shading Accent 2"/>
+    <w:lsdException w:name="Colorful List Accent 2"/>
+    <w:lsdException w:name="Colorful Grid Accent 2"/>
+    <w:lsdException w:name="Light Shading Accent 3"/>
+    <w:lsdException w:name="Light List Accent 3"/>
+    <w:lsdException w:name="Light Grid Accent 3"/>
+    <w:lsdException w:name="Medium Shading 1 Accent 3"/>
+    <w:lsdException w:name="Medium Shading 2 Accent 3"/>
+    <w:lsdException w:name="Medium List 1 Accent 3"/>
+    <w:lsdException w:name="Medium List 2 Accent 3"/>
+    <w:lsdException w:name="Medium Grid 1 Accent 3"/>
+    <w:lsdException w:name="Medium Grid 2 Accent 3"/>
+    <w:lsdException w:name="Medium Grid 3 Accent 3"/>
+    <w:lsdException w:name="Dark List Accent 3"/>
+    <w:lsdException w:name="Colorful Shading Accent 3"/>
+    <w:lsdException w:name="Colorful List Accent 3"/>
+    <w:lsdException w:name="Colorful Grid Accent 3"/>
+    <w:lsdException w:name="Light Shading Accent 4"/>
+    <w:lsdException w:name="Light List Accent 4"/>
+    <w:lsdException w:name="Light Grid Accent 4"/>
+    <w:lsdException w:name="Medium Shading 1 Accent 4"/>
+    <w:lsdException w:name="Medium Shading 2 Accent 4"/>
+    <w:lsdException w:name="Medium List 1 Accent 4"/>
+    <w:lsdException w:name="Medium List 2 Accent 4"/>
+    <w:lsdException w:name="Medium Grid 1 Accent 4"/>
+    <w:lsdException w:name="Medium Grid 2 Accent 4"/>
+    <w:lsdException w:name="Medium Grid 3 Accent 4"/>
+    <w:lsdException w:name="Dark List Accent 4"/>
+    <w:lsdException w:name="Colorful Shading Accent 4"/>
+    <w:lsdException w:name="Colorful List Accent 4"/>
+    <w:lsdException w:name="Colorful Grid Accent 4"/>
+    <w:lsdException w:name="Light Shading Accent 5"/>
+    <w:lsdException w:name="Light List Accent 5"/>
+    <w:lsdException w:name="Light Grid Accent 5"/>
+    <w:lsdException w:name="Medium Shading 1 Accent 5"/>
+    <w:lsdException w:name="Medium Shading 2 Accent 5"/>
+    <w:lsdException w:name="Medium List 1 Accent 5"/>
+    <w:lsdException w:name="Medium List 2 Accent 5"/>
+    <w:lsdException w:name="Medium Grid 1 Accent 5"/>
+    <w:lsdException w:name="Medium Grid 2 Accent 5"/>
+    <w:lsdException w:name="Medium Grid 3 Accent 5"/>
+    <w:lsdException w:name="Dark List Accent 5"/>
+    <w:lsdException w:name="Colorful Shading Accent 5"/>
+    <w:lsdException w:name="Colorful List Accent 5"/>
+    <w:lsdException w:name="Colorful Grid Accent 5"/>
+    <w:lsdException w:name="Light Shading Accent 6"/>
+    <w:lsdException w:name="Light List Accent 6"/>
+    <w:lsdException w:name="Light Grid Accent 6"/>
+    <w:lsdException w:name="Medium Shading 1 Accent 6"/>
+    <w:lsdException w:name="Medium Shading 2 Accent 6"/>
+    <w:lsdException w:name="Medium List 1 Accent 6"/>
+    <w:lsdException w:name="Medium List 2 Accent 6"/>
+    <w:lsdException w:name="Medium Grid 1 Accent 6"/>
+    <w:lsdException w:name="Medium Grid 2 Accent 6"/>
+    <w:lsdException w:name="Medium Grid 3 Accent 6"/>
+    <w:lsdException w:name="Dark List Accent 6"/>
+    <w:lsdException w:name="Colorful Shading Accent 6"/>
+    <w:lsdException w:name="Colorful List Accent 6"/>
+    <w:lsdException w:name="Colorful Grid Accent 6"/>
+    <w:lsdException w:name="Bibliography" w:semiHidden="1" w:unhideWhenUsed="1"/>
+    <w:lsdException w:name="TOC Heading" w:semiHidden="1" w:unhideWhenUsed="1"/>
+    <w:lsdException w:name="Grid Table 4" w:uiPriority="49"/>
+    <w:lsdException w:name="Grid Table 5 Dark" w:uiPriority="50"/>
+    <w:lsdException w:name="Grid Table 6 Colorful" w:uiPriority="51"/>
+    <w:lsdException w:name="Grid Table 7 Colorful" w:uiPriority="52"/>
+    <w:lsdException w:name="Grid Table 1 Light Accent 1" w:uiPriority="46"/>
+    <w:lsdException w:name="Grid Table 2 Accent 1" w:uiPriority="47"/>
+    <w:lsdException w:name="Grid Table 3 Accent 1" w:uiPriority="48"/>
+    <w:lsdException w:name="Grid Table 4 Accent 1" w:uiPriority="49"/>
+    <w:lsdException w:name="Grid Table 5 Dark Accent 1" w:uiPriority="50"/>
+    <w:lsdException w:name="Grid Table 6 Colorful Accent 1" w:uiPriority="51"/>
+    <w:lsdException w:name="Grid Table 7 Colorful Accent 1" w:uiPriority="52"/>
+    <w:lsdException w:name="Grid Table 1 Light Accent 2" w:uiPriority="46"/>
+    <w:lsdException w:name="Grid Table 2 Accent 2" w:uiPriority="47"/>
+    <w:lsdException w:name="Grid Table 3 Accent 2" w:uiPriority="48"/>
+    <w:lsdException w:name="Grid Table 4 Accent 2" w:uiPriority="49"/>
+    <w:lsdException w:name="Grid Table 5 Dark Accent 2" w:uiPriority="50"/>
+    <w:lsdException w:name="Grid Table 6 Colorful Accent 2" w:uiPriority="51"/>
+    <w:lsdException w:name="Grid Table 7 Colorful Accent 2" w:uiPriority="52"/>
+    <w:lsdException w:name="Grid Table 1 Light Accent 3" w:uiPriority="46"/>
+    <w:lsdException w:name="Grid Table 2 Accent 3" w:uiPriority="47"/>
+    <w:lsdException w:name="Grid Table 3 Accent 3" w:uiPriority="48"/>
+    <w:lsdException w:name="Grid Table 4 Accent 3" w:uiPriority="49"/>
+    <w:lsdException w:name="Grid Table 5 Dark Accent 3" w:uiPriority="50"/>
+    <w:lsdException w:name="Grid Table 6 Colorful Accent 3" w:uiPriority="51"/>
+    <w:lsdException w:name="Grid Table 7 Colorful Accent 3" w:uiPriority="52"/>
+    <w:lsdException w:name="Grid Table 1 Light Accent 4" w:uiPriority="46"/>
+    <w:lsdException w:name="Grid Table 2 Accent 4" w:uiPriority="47"/>
+    <w:lsdException w:name="Grid Table 3 Accent 4" w:uiPriority="48"/>
+    <w:lsdException w:name="Grid Table 4 Accent 4" w:uiPriority="49"/>
+    <w:lsdException w:name="Grid Table 5 Dark Accent 4" w:uiPriority="50"/>
+    <w:lsdException w:name="Grid Table 6 Colorful Accent 4" w:uiPriority="51"/>
+    <w:lsdException w:name="Grid Table 7 Colorful Accent 4" w:uiPriority="52"/>
+    <w:lsdException w:name="Grid Table 1 Light Accent 5" w:uiPriority="46"/>
+    <w:lsdException w:name="Grid Table 2 Accent 5" w:uiPriority="47"/>
+    <w:lsdException w:name="Grid Table 3 Accent 5" w:uiPriority="48"/>
+    <w:lsdException w:name="Grid Table 4 Accent 5" w:uiPriority="49"/>
+    <w:lsdException w:name="Grid Table 5 Dark Accent 5" w:uiPriority="50"/>
+    <w:lsdException w:name="Grid Table 6 Colorful Accent 5" w:uiPriority="51"/>
+    <w:lsdException w:name="Grid Table 7 Colorful Accent 5" w:uiPriority="52"/>
+    <w:lsdException w:name="Grid Table 1 Light Accent 6" w:uiPriority="46"/>
+    <w:lsdException w:name="Grid Table 2 Accent 6" w:uiPriority="47"/>
+    <w:lsdException w:name="Grid Table 3 Accent 6" w:uiPriority="48"/>
+    <w:lsdException w:name="Grid Table 4 Accent 6" w:uiPriority="49"/>
+    <w:lsdException w:name="Grid Table 5 Dark Accent 6" w:uiPriority="50"/>
+    <w:lsdException w:name="Grid Table 6 Colorful Accent 6" w:uiPriority="51"/>
+    <w:lsdException w:name="Grid Table 7 Colorful Accent 6" w:uiPriority="52"/>
+    <w:lsdException w:name="List Table 1 Light" w:uiPriority="46"/>
+    <w:lsdException w:name="List Table 2" w:uiPriority="47"/>
+    <w:lsdException w:name="List Table 3" w:uiPriority="48"/>
+    <w:lsdException w:name="List Table 4" w:uiPriority="49"/>
+    <w:lsdException w:name="List Table 5 Dark" w:uiPriority="50"/>
+    <w:lsdException w:name="List Table 6 Colorful" w:uiPriority="51"/>
+    <w:lsdException w:name="List Table 7 Colorful" w:uiPriority="52"/>
+    <w:lsdException w:name="List Table 1 Light Accent 1" w:uiPriority="46"/>
+    <w:lsdException w:name="List Table 2 Accent 1" w:uiPriority="47"/>
+    <w:lsdException w:name="List Table 3 Accent 1" w:uiPriority="48"/>
+    <w:lsdException w:name="List Table 4 Accent 1" w:uiPriority="49"/>
+    <w:lsdException w:name="List Table 5 Dark Accent 1" w:uiPriority="50"/>
+    <w:lsdException w:name="List Table 6 Colorful Accent 1" w:uiPriority="51"/>
+    <w:lsdException w:name="List Table 7 Colorful Accent 1" w:uiPriority="52"/>
+    <w:lsdException w:name="List Table 1 Light Accent 2" w:uiPriority="46"/>
+    <w:lsdException w:name="List Table 2 Accent 2" w:uiPriority="47"/>
+    <w:lsdException w:name="List Table 3 Accent 2" w:uiPriority="48"/>
+    <w:lsdException w:name="List Table 4 Accent 2" w:uiPriority="49"/>
+    <w:lsdException w:name="List Table 5 Dark Accent 2" w:uiPriority="50"/>
+    <w:lsdException w:name="List Table 6 Colorful Accent 2" w:uiPriority="51"/>
+    <w:lsdException w:name="List Table 7 Colorful Accent 2" w:uiPriority="52"/>
+    <w:lsdException w:name="List Table 1 Light Accent 3" w:uiPriority="46"/>
+    <w:lsdException w:name="List Table 2 Accent 3" w:uiPriority="47"/>
+    <w:lsdException w:name="List Table 3 Accent 3" w:uiPriority="48"/>
+    <w:lsdException w:name="List Table 4 Accent 3" w:uiPriority="49"/>
+    <w:lsdException w:name="List Table 5 Dark Accent 3" w:uiPriority="50"/>
+    <w:lsdException w:name="List Table 6 Colorful Accent 3" w:uiPriority="51"/>
+    <w:lsdException w:name="List Table 7 Colorful Accent 3" w:uiPriority="52"/>
+    <w:lsdException w:name="List Table 1 Light Accent 4" w:uiPriority="46"/>
+    <w:lsdException w:name="List Table 2 Accent 4" w:uiPriority="47"/>
+    <w:lsdException w:name="List Table 3 Accent 4" w:uiPriority="48"/>
+    <w:lsdException w:name="List Table 4 Accent 4" w:uiPriority="49"/>
+    <w:lsdException w:name="List Table 5 Dark Accent 4" w:uiPriority="50"/>
+    <w:lsdException w:name="List Table 6 Colorful Accent 4" w:uiPriority="51"/>
+    <w:lsdException w:name="List Table 7 Colorful Accent 4" w:uiPriority="52"/>
+    <w:lsdException w:name="List Table 1 Light Accent 5" w:uiPriority="46"/>
+    <w:lsdException w:name="List Table 2 Accent 5" w:uiPriority="47"/>
+    <w:lsdException w:name="List Table 3 Accent 5" w:uiPriority="48"/>
+    <w:lsdException w:name="List Table 4 Accent 5" w:uiPriority="49"/>
+    <w:lsdException w:name="List Table 5 Dark Accent 5" w:uiPriority="50"/>
+    <w:lsdException w:name="List Table 6 Colorful Accent 5" w:uiPriority="51"/>
+    <w:lsdException w:name="List Table 7 Colorful Accent 5" w:uiPriority="52"/>
+    <w:lsdException w:name="List Table 1 Light Accent 6" w:uiPriority="46"/>
+    <w:lsdException w:name="List Table 2 Accent 6" w:uiPriority="47"/>
+    <w:lsdException w:name="List Table 3 Accent 6" w:uiPriority="48"/>
+    <w:lsdException w:name="List Table 4 Accent 6" w:uiPriority="49"/>
+    <w:lsdException w:name="List Table 5 Dark Accent 6" w:uiPriority="50"/>
+    <w:lsdException w:name="List Table 6 Colorful Accent 6" w:uiPriority="51"/>
+    <w:lsdException w:name="List Table 7 Colorful Accent 6" w:uiPriority="52"/>
+    <w:lsdException w:name="Mention" w:semiHidden="1" w:uiPriority="99" w:unhideWhenUsed="1"/>
+    <w:lsdException w:name="Smart Hyperlink" w:semiHidden="1" w:uiPriority="99" w:unhideWhenUsed="1"/>
+    <w:lsdException w:name="Hashtag" w:semiHidden="1" w:uiPriority="99" w:unhideWhenUsed="1"/>
+    <w:lsdException w:name="Unresolved Mention" w:semiHidden="1" w:uiPriority="99" w:unhideWhenUsed="1"/>
+    <w:lsdException w:name="Smart Link" w:semiHidden="1" w:uiPriority="99" w:unhideWhenUsed="1"/>
+  </w:latentStyles>
+  <w:style w:type="paragraph" w:default="1" w:styleId="Normal">
     <w:name w:val="Normal"/>
     <w:qFormat/>
     <w:pPr>
@@ -1834,45 +2172,236 @@
       <w:sz w:val="22"/>
     </w:rPr>
   </w:style>
-  <w:style w:styleId="BodyText" w:type="paragraph">
+  <w:style w:type="paragraph" w:styleId="Heading1">
+    <w:name w:val="heading 1"/>
+    <w:basedOn w:val="Normal"/>
+    <w:next w:val="BodyText"/>
+    <w:uiPriority w:val="9"/>
+    <w:qFormat/>
+    <w:pPr>
+      <w:keepNext/>
+      <w:keepLines/>
+      <w:outlineLvl w:val="0"/>
+    </w:pPr>
+    <w:rPr>
+      <w:rFonts w:asciiTheme="majorHAnsi" w:eastAsiaTheme="majorEastAsia" w:hAnsiTheme="majorHAnsi" w:cstheme="majorBidi"/>
+      <w:b/>
+      <w:bCs/>
+      <w:color w:val="1F3A5F"/>
+      <w:sz w:val="36"/>
+      <w:szCs w:val="32"/>
+    </w:rPr>
+  </w:style>
+  <w:style w:type="paragraph" w:styleId="Heading2">
+    <w:name w:val="heading 2"/>
+    <w:basedOn w:val="Normal"/>
+    <w:next w:val="BodyText"/>
+    <w:uiPriority w:val="9"/>
+    <w:unhideWhenUsed/>
+    <w:qFormat/>
+    <w:pPr>
+      <w:keepNext/>
+      <w:keepLines/>
+      <w:spacing w:before="280"/>
+      <w:outlineLvl w:val="1"/>
+    </w:pPr>
+    <w:rPr>
+      <w:rFonts w:asciiTheme="majorHAnsi" w:eastAsiaTheme="majorEastAsia" w:hAnsiTheme="majorHAnsi" w:cstheme="majorBidi"/>
+      <w:b/>
+      <w:bCs/>
+      <w:color w:val="1F3A5F"/>
+      <w:sz w:val="28"/>
+      <w:szCs w:val="28"/>
+    </w:rPr>
+  </w:style>
+  <w:style w:type="paragraph" w:styleId="Heading3">
+    <w:name w:val="heading 3"/>
+    <w:basedOn w:val="Normal"/>
+    <w:next w:val="BodyText"/>
+    <w:uiPriority w:val="9"/>
+    <w:unhideWhenUsed/>
+    <w:qFormat/>
+    <w:pPr>
+      <w:keepNext/>
+      <w:keepLines/>
+      <w:spacing w:before="200" w:after="0"/>
+      <w:outlineLvl w:val="2"/>
+    </w:pPr>
+    <w:rPr>
+      <w:rFonts w:asciiTheme="majorHAnsi" w:eastAsiaTheme="majorEastAsia" w:hAnsiTheme="majorHAnsi" w:cstheme="majorBidi"/>
+      <w:b/>
+      <w:bCs/>
+      <w:color w:val="4F81BD" w:themeColor="accent1"/>
+      <w:sz w:val="24"/>
+    </w:rPr>
+  </w:style>
+  <w:style w:type="paragraph" w:styleId="Heading4">
+    <w:name w:val="heading 4"/>
+    <w:basedOn w:val="Normal"/>
+    <w:next w:val="BodyText"/>
+    <w:uiPriority w:val="9"/>
+    <w:unhideWhenUsed/>
+    <w:qFormat/>
+    <w:pPr>
+      <w:keepNext/>
+      <w:keepLines/>
+      <w:spacing w:before="200" w:after="0"/>
+      <w:outlineLvl w:val="3"/>
+    </w:pPr>
+    <w:rPr>
+      <w:rFonts w:asciiTheme="majorHAnsi" w:eastAsiaTheme="majorEastAsia" w:hAnsiTheme="majorHAnsi" w:cstheme="majorBidi"/>
+      <w:bCs/>
+      <w:i/>
+      <w:color w:val="4F81BD" w:themeColor="accent1"/>
+      <w:sz w:val="24"/>
+    </w:rPr>
+  </w:style>
+  <w:style w:type="paragraph" w:styleId="Heading5">
+    <w:name w:val="heading 5"/>
+    <w:basedOn w:val="Normal"/>
+    <w:next w:val="BodyText"/>
+    <w:uiPriority w:val="9"/>
+    <w:unhideWhenUsed/>
+    <w:qFormat/>
+    <w:pPr>
+      <w:keepNext/>
+      <w:keepLines/>
+      <w:spacing w:before="200" w:after="0"/>
+      <w:outlineLvl w:val="4"/>
+    </w:pPr>
+    <w:rPr>
+      <w:rFonts w:asciiTheme="majorHAnsi" w:eastAsiaTheme="majorEastAsia" w:hAnsiTheme="majorHAnsi" w:cstheme="majorBidi"/>
+      <w:iCs/>
+      <w:color w:val="4F81BD" w:themeColor="accent1"/>
+      <w:sz w:val="24"/>
+    </w:rPr>
+  </w:style>
+  <w:style w:type="paragraph" w:styleId="Heading6">
+    <w:name w:val="heading 6"/>
+    <w:basedOn w:val="Normal"/>
+    <w:next w:val="BodyText"/>
+    <w:uiPriority w:val="9"/>
+    <w:unhideWhenUsed/>
+    <w:qFormat/>
+    <w:pPr>
+      <w:keepNext/>
+      <w:keepLines/>
+      <w:spacing w:before="200" w:after="0"/>
+      <w:outlineLvl w:val="5"/>
+    </w:pPr>
+    <w:rPr>
+      <w:rFonts w:asciiTheme="majorHAnsi" w:eastAsiaTheme="majorEastAsia" w:hAnsiTheme="majorHAnsi" w:cstheme="majorBidi"/>
+      <w:color w:val="4F81BD" w:themeColor="accent1"/>
+      <w:sz w:val="24"/>
+    </w:rPr>
+  </w:style>
+  <w:style w:type="paragraph" w:styleId="Heading7">
+    <w:name w:val="heading 7"/>
+    <w:basedOn w:val="Normal"/>
+    <w:next w:val="BodyText"/>
+    <w:uiPriority w:val="9"/>
+    <w:unhideWhenUsed/>
+    <w:qFormat/>
+    <w:pPr>
+      <w:keepNext/>
+      <w:keepLines/>
+      <w:spacing w:before="200" w:after="0"/>
+      <w:outlineLvl w:val="6"/>
+    </w:pPr>
+    <w:rPr>
+      <w:rFonts w:asciiTheme="majorHAnsi" w:eastAsiaTheme="majorEastAsia" w:hAnsiTheme="majorHAnsi" w:cstheme="majorBidi"/>
+      <w:color w:val="4F81BD" w:themeColor="accent1"/>
+      <w:sz w:val="24"/>
+    </w:rPr>
+  </w:style>
+  <w:style w:type="paragraph" w:styleId="Heading8">
+    <w:name w:val="heading 8"/>
+    <w:basedOn w:val="Normal"/>
+    <w:next w:val="BodyText"/>
+    <w:uiPriority w:val="9"/>
+    <w:unhideWhenUsed/>
+    <w:qFormat/>
+    <w:pPr>
+      <w:keepNext/>
+      <w:keepLines/>
+      <w:spacing w:before="200" w:after="0"/>
+      <w:outlineLvl w:val="7"/>
+    </w:pPr>
+    <w:rPr>
+      <w:rFonts w:asciiTheme="majorHAnsi" w:eastAsiaTheme="majorEastAsia" w:hAnsiTheme="majorHAnsi" w:cstheme="majorBidi"/>
+      <w:color w:val="4F81BD" w:themeColor="accent1"/>
+      <w:sz w:val="24"/>
+    </w:rPr>
+  </w:style>
+  <w:style w:type="paragraph" w:styleId="Heading9">
+    <w:name w:val="heading 9"/>
+    <w:basedOn w:val="Normal"/>
+    <w:next w:val="BodyText"/>
+    <w:uiPriority w:val="9"/>
+    <w:unhideWhenUsed/>
+    <w:qFormat/>
+    <w:pPr>
+      <w:keepNext/>
+      <w:keepLines/>
+      <w:spacing w:before="200" w:after="0"/>
+      <w:outlineLvl w:val="8"/>
+    </w:pPr>
+    <w:rPr>
+      <w:rFonts w:asciiTheme="majorHAnsi" w:eastAsiaTheme="majorEastAsia" w:hAnsiTheme="majorHAnsi" w:cstheme="majorBidi"/>
+      <w:color w:val="4F81BD" w:themeColor="accent1"/>
+      <w:sz w:val="24"/>
+    </w:rPr>
+  </w:style>
+  <w:style w:type="character" w:default="1" w:styleId="DefaultParagraphFont">
+    <w:name w:val="Default Paragraph Font"/>
+    <w:uiPriority w:val="1"/>
+    <w:semiHidden/>
+    <w:unhideWhenUsed/>
+  </w:style>
+  <w:style w:type="table" w:default="1" w:styleId="TableNormal">
+    <w:name w:val="Normal Table"/>
+    <w:uiPriority w:val="99"/>
+    <w:semiHidden/>
+    <w:unhideWhenUsed/>
+    <w:tblPr>
+      <w:tblInd w:w="0" w:type="dxa"/>
+      <w:tblCellMar>
+        <w:top w:w="0" w:type="dxa"/>
+        <w:left w:w="108" w:type="dxa"/>
+        <w:bottom w:w="0" w:type="dxa"/>
+        <w:right w:w="108" w:type="dxa"/>
+      </w:tblCellMar>
+    </w:tblPr>
+  </w:style>
+  <w:style w:type="numbering" w:default="1" w:styleId="NoList">
+    <w:name w:val="No List"/>
+    <w:uiPriority w:val="99"/>
+    <w:semiHidden/>
+    <w:unhideWhenUsed/>
+  </w:style>
+  <w:style w:type="paragraph" w:styleId="BodyText">
     <w:name w:val="Body Text"/>
     <w:basedOn w:val="Normal"/>
-    <w:link w:val="BodyTextChar"/>
+    <w:qFormat/>
     <w:pPr>
-      <w:spacing w:after="120" w:before="180"/>
+      <w:spacing w:before="180"/>
     </w:pPr>
-    <w:qFormat/>
-    <w:rPr>
-      <w:rFonts w:ascii="Calibri" w:hAnsi="Calibri"/>
-      <w:sz w:val="22"/>
-    </w:rPr>
-  </w:style>
-  <w:style w:customStyle="1" w:styleId="FirstParagraph" w:type="paragraph">
+  </w:style>
+  <w:style w:type="paragraph" w:customStyle="1" w:styleId="FirstParagraph">
     <w:name w:val="First Paragraph"/>
     <w:basedOn w:val="BodyText"/>
     <w:next w:val="BodyText"/>
     <w:qFormat/>
-    <w:pPr>
-      <w:spacing w:after="120"/>
-    </w:pPr>
-    <w:rPr>
-      <w:rFonts w:ascii="Calibri" w:hAnsi="Calibri"/>
-      <w:sz w:val="22"/>
-    </w:rPr>
-  </w:style>
-  <w:style w:customStyle="1" w:styleId="Compact" w:type="paragraph">
+  </w:style>
+  <w:style w:type="paragraph" w:customStyle="1" w:styleId="Compact">
     <w:name w:val="Compact"/>
     <w:basedOn w:val="BodyText"/>
     <w:qFormat/>
     <w:pPr>
-      <w:spacing w:after="120" w:before="36"/>
+      <w:spacing w:before="36"/>
     </w:pPr>
-    <w:rPr>
-      <w:rFonts w:ascii="Calibri" w:hAnsi="Calibri"/>
-      <w:sz w:val="22"/>
-    </w:rPr>
-  </w:style>
-  <w:style w:styleId="Title" w:type="paragraph">
+  </w:style>
+  <w:style w:type="paragraph" w:styleId="Title">
     <w:name w:val="Title"/>
     <w:basedOn w:val="Normal"/>
     <w:next w:val="BodyText"/>
@@ -1880,11 +2409,10 @@
     <w:pPr>
       <w:keepNext/>
       <w:keepLines/>
-      <w:spacing w:after="120" w:before="0"/>
       <w:jc w:val="center"/>
     </w:pPr>
     <w:rPr>
-      <w:rFonts w:asciiTheme="majorHAnsi" w:cstheme="majorBidi" w:eastAsiaTheme="majorEastAsia" w:hAnsiTheme="majorHAnsi" w:ascii="Calibri" w:hAnsi="Calibri"/>
+      <w:rFonts w:asciiTheme="majorHAnsi" w:eastAsiaTheme="majorEastAsia" w:hAnsiTheme="majorHAnsi" w:cstheme="majorBidi"/>
       <w:b/>
       <w:bCs/>
       <w:color w:val="1F3A5F"/>
@@ -1892,23 +2420,20 @@
       <w:szCs w:val="36"/>
     </w:rPr>
   </w:style>
-  <w:style w:styleId="Subtitle" w:type="paragraph">
+  <w:style w:type="paragraph" w:styleId="Subtitle">
     <w:name w:val="Subtitle"/>
     <w:basedOn w:val="Title"/>
     <w:next w:val="BodyText"/>
     <w:qFormat/>
     <w:pPr>
-      <w:keepNext/>
-      <w:keepLines/>
-      <w:spacing w:after="240" w:before="240"/>
-      <w:jc w:val="center"/>
+      <w:spacing w:before="240" w:after="240"/>
     </w:pPr>
     <w:rPr>
       <w:sz w:val="30"/>
       <w:szCs w:val="30"/>
     </w:rPr>
   </w:style>
-  <w:style w:customStyle="1" w:styleId="Author" w:type="paragraph">
+  <w:style w:type="paragraph" w:customStyle="1" w:styleId="Author">
     <w:name w:val="Author"/>
     <w:next w:val="BodyText"/>
     <w:qFormat/>
@@ -1918,7 +2443,7 @@
       <w:jc w:val="center"/>
     </w:pPr>
   </w:style>
-  <w:style w:styleId="Date" w:type="paragraph">
+  <w:style w:type="paragraph" w:styleId="Date">
     <w:name w:val="Date"/>
     <w:next w:val="BodyText"/>
     <w:qFormat/>
@@ -1928,7 +2453,7 @@
       <w:jc w:val="center"/>
     </w:pPr>
   </w:style>
-  <w:style w:customStyle="1" w:styleId="AbstractTitle" w:type="paragraph">
+  <w:style w:type="paragraph" w:customStyle="1" w:styleId="AbstractTitle">
     <w:name w:val="Abstract Title"/>
     <w:basedOn w:val="Normal"/>
     <w:next w:val="Abstract"/>
@@ -1936,18 +2461,17 @@
     <w:pPr>
       <w:keepNext/>
       <w:keepLines/>
+      <w:spacing w:before="300" w:after="0"/>
       <w:jc w:val="center"/>
-      <w:spacing w:after="0" w:before="300"/>
     </w:pPr>
     <w:rPr>
+      <w:b/>
+      <w:color w:val="345A8A"/>
       <w:sz w:val="20"/>
       <w:szCs w:val="20"/>
-      <w:b/>
-      <w:color w:val="345A8A"/>
-      &gt;
-    </w:rPr>
-  </w:style>
-  <w:style w:customStyle="1" w:styleId="Abstract" w:type="paragraph">
+    </w:rPr>
+  </w:style>
+  <w:style w:type="paragraph" w:customStyle="1" w:styleId="Abstract">
     <w:name w:val="Abstract"/>
     <w:basedOn w:val="Normal"/>
     <w:next w:val="BodyText"/>
@@ -1955,210 +2479,19 @@
     <w:pPr>
       <w:keepNext/>
       <w:keepLines/>
-      <w:spacing w:after="300" w:before="100"/>
+      <w:spacing w:before="100" w:after="300"/>
     </w:pPr>
     <w:rPr>
       <w:sz w:val="20"/>
       <w:szCs w:val="20"/>
     </w:rPr>
   </w:style>
-  <w:style w:styleId="Bibliography" w:type="paragraph">
+  <w:style w:type="paragraph" w:styleId="Bibliography">
     <w:name w:val="Bibliography"/>
     <w:basedOn w:val="Normal"/>
-    <w:next w:val="Bibliography"/>
     <w:qFormat/>
-    <w:pPr/>
-    <w:rPr/>
-  </w:style>
-  <w:style w:styleId="Heading1" w:type="paragraph">
-    <w:name w:val="Heading 1"/>
-    <w:basedOn w:val="Normal"/>
-    <w:next w:val="BodyText"/>
-    <w:uiPriority w:val="9"/>
-    <w:qFormat/>
-    <w:pPr>
-      <w:keepNext/>
-      <w:keepLines/>
-      <w:spacing w:after="120" w:before="0"/>
-      <w:outlineLvl w:val="0"/>
-    </w:pPr>
-    <w:rPr>
-      <w:rFonts w:asciiTheme="majorHAnsi" w:cstheme="majorBidi" w:eastAsiaTheme="majorEastAsia" w:hAnsiTheme="majorHAnsi" w:ascii="Calibri" w:hAnsi="Calibri"/>
-      <w:b/>
-      <w:bCs/>
-      <w:color w:val="1F3A5F"/>
-      <w:sz w:val="36"/>
-      <w:szCs w:val="32"/>
-    </w:rPr>
-  </w:style>
-  <w:style w:styleId="Heading2" w:type="paragraph">
-    <w:name w:val="Heading 2"/>
-    <w:basedOn w:val="Normal"/>
-    <w:next w:val="BodyText"/>
-    <w:uiPriority w:val="9"/>
-    <w:unhideWhenUsed/>
-    <w:qFormat/>
-    <w:pPr>
-      <w:keepNext/>
-      <w:keepLines/>
-      <w:spacing w:after="120" w:before="280"/>
-      <w:outlineLvl w:val="1"/>
-    </w:pPr>
-    <w:rPr>
-      <w:rFonts w:asciiTheme="majorHAnsi" w:cstheme="majorBidi" w:eastAsiaTheme="majorEastAsia" w:hAnsiTheme="majorHAnsi" w:ascii="Calibri" w:hAnsi="Calibri"/>
-      <w:b/>
-      <w:bCs/>
-      <w:color w:val="1F3A5F"/>
-      <w:sz w:val="28"/>
-      <w:szCs w:val="28"/>
-    </w:rPr>
-  </w:style>
-  <w:style w:styleId="Heading3" w:type="paragraph">
-    <w:name w:val="Heading 3"/>
-    <w:basedOn w:val="Normal"/>
-    <w:next w:val="BodyText"/>
-    <w:uiPriority w:val="9"/>
-    <w:unhideWhenUsed/>
-    <w:qFormat/>
-    <w:pPr>
-      <w:keepNext/>
-      <w:keepLines/>
-      <w:spacing w:after="0" w:before="200"/>
-      <w:outlineLvl w:val="2"/>
-    </w:pPr>
-    <w:rPr>
-      <w:rFonts w:asciiTheme="majorHAnsi" w:cstheme="majorBidi" w:eastAsiaTheme="majorEastAsia" w:hAnsiTheme="majorHAnsi"/>
-      <w:b/>
-      <w:bCs/>
-      <w:color w:themeColor="accent1" w:val="4F81BD"/>
-      <w:sz w:val="24"/>
-      <w:szCs w:val="24"/>
-    </w:rPr>
-  </w:style>
-  <w:style w:styleId="Heading4" w:type="paragraph">
-    <w:name w:val="Heading 4"/>
-    <w:basedOn w:val="Normal"/>
-    <w:next w:val="BodyText"/>
-    <w:uiPriority w:val="9"/>
-    <w:unhideWhenUsed/>
-    <w:qFormat/>
-    <w:pPr>
-      <w:keepNext/>
-      <w:keepLines/>
-      <w:spacing w:after="0" w:before="200"/>
-      <w:outlineLvl w:val="3"/>
-    </w:pPr>
-    <w:rPr>
-      <w:rFonts w:asciiTheme="majorHAnsi" w:cstheme="majorBidi" w:eastAsiaTheme="majorEastAsia" w:hAnsiTheme="majorHAnsi"/>
-      <w:i/>
-      <w:bCs/>
-      <w:color w:themeColor="accent1" w:val="4F81BD"/>
-      <w:sz w:val="24"/>
-      <w:szCs w:val="24"/>
-    </w:rPr>
-  </w:style>
-  <w:style w:styleId="Heading5" w:type="paragraph">
-    <w:name w:val="Heading 5"/>
-    <w:basedOn w:val="Normal"/>
-    <w:next w:val="BodyText"/>
-    <w:uiPriority w:val="9"/>
-    <w:unhideWhenUsed/>
-    <w:qFormat/>
-    <w:pPr>
-      <w:keepNext/>
-      <w:keepLines/>
-      <w:spacing w:after="0" w:before="200"/>
-      <w:outlineLvl w:val="4"/>
-    </w:pPr>
-    <w:rPr>
-      <w:rFonts w:asciiTheme="majorHAnsi" w:cstheme="majorBidi" w:eastAsiaTheme="majorEastAsia" w:hAnsiTheme="majorHAnsi"/>
-      <w:iCs/>
-      <w:color w:themeColor="accent1" w:val="4F81BD"/>
-      <w:sz w:val="24"/>
-      <w:szCs w:val="24"/>
-    </w:rPr>
-  </w:style>
-  <w:style w:styleId="Heading6" w:type="paragraph">
-    <w:name w:val="Heading 6"/>
-    <w:basedOn w:val="Normal"/>
-    <w:next w:val="BodyText"/>
-    <w:uiPriority w:val="9"/>
-    <w:unhideWhenUsed/>
-    <w:qFormat/>
-    <w:pPr>
-      <w:keepNext/>
-      <w:keepLines/>
-      <w:spacing w:after="0" w:before="200"/>
-      <w:outlineLvl w:val="5"/>
-    </w:pPr>
-    <w:rPr>
-      <w:rFonts w:asciiTheme="majorHAnsi" w:cstheme="majorBidi" w:eastAsiaTheme="majorEastAsia" w:hAnsiTheme="majorHAnsi"/>
-      <w:color w:themeColor="accent1" w:val="4F81BD"/>
-      <w:sz w:val="24"/>
-      <w:szCs w:val="24"/>
-    </w:rPr>
-  </w:style>
-  <w:style w:styleId="Heading7" w:type="paragraph">
-    <w:name w:val="Heading 7"/>
-    <w:basedOn w:val="Normal"/>
-    <w:next w:val="BodyText"/>
-    <w:uiPriority w:val="9"/>
-    <w:unhideWhenUsed/>
-    <w:qFormat/>
-    <w:pPr>
-      <w:keepNext/>
-      <w:keepLines/>
-      <w:spacing w:after="0" w:before="200"/>
-      <w:outlineLvl w:val="6"/>
-    </w:pPr>
-    <w:rPr>
-      <w:rFonts w:asciiTheme="majorHAnsi" w:cstheme="majorBidi" w:eastAsiaTheme="majorEastAsia" w:hAnsiTheme="majorHAnsi"/>
-      <w:color w:themeColor="accent1" w:val="4F81BD"/>
-      <w:sz w:val="24"/>
-      <w:szCs w:val="24"/>
-    </w:rPr>
-  </w:style>
-  <w:style w:styleId="Heading8" w:type="paragraph">
-    <w:name w:val="Heading 8"/>
-    <w:basedOn w:val="Normal"/>
-    <w:next w:val="BodyText"/>
-    <w:uiPriority w:val="9"/>
-    <w:unhideWhenUsed/>
-    <w:qFormat/>
-    <w:pPr>
-      <w:keepNext/>
-      <w:keepLines/>
-      <w:spacing w:after="0" w:before="200"/>
-      <w:outlineLvl w:val="7"/>
-    </w:pPr>
-    <w:rPr>
-      <w:rFonts w:asciiTheme="majorHAnsi" w:cstheme="majorBidi" w:eastAsiaTheme="majorEastAsia" w:hAnsiTheme="majorHAnsi"/>
-      <w:color w:themeColor="accent1" w:val="4F81BD"/>
-      <w:sz w:val="24"/>
-      <w:szCs w:val="24"/>
-    </w:rPr>
-  </w:style>
-  <w:style w:styleId="Heading9" w:type="paragraph">
-    <w:name w:val="Heading 9"/>
-    <w:basedOn w:val="Normal"/>
-    <w:next w:val="BodyText"/>
-    <w:uiPriority w:val="9"/>
-    <w:unhideWhenUsed/>
-    <w:qFormat/>
-    <w:pPr>
-      <w:keepNext/>
-      <w:keepLines/>
-      <w:spacing w:after="0" w:before="200"/>
-      <w:outlineLvl w:val="8"/>
-    </w:pPr>
-    <w:rPr>
-      <w:rFonts w:asciiTheme="majorHAnsi" w:cstheme="majorBidi" w:eastAsiaTheme="majorEastAsia" w:hAnsiTheme="majorHAnsi"/>
-      <w:color w:themeColor="accent1" w:val="4F81BD"/>
-      <w:sz w:val="24"/>
-      <w:szCs w:val="24"/>
-    </w:rPr>
-  </w:style>
-  <w:style w:styleId="BlockText" w:type="paragraph">
+  </w:style>
+  <w:style w:type="paragraph" w:styleId="BlockText">
     <w:name w:val="Block Text"/>
     <w:basedOn w:val="BodyText"/>
     <w:next w:val="BodyText"/>
@@ -2166,55 +2499,47 @@
     <w:unhideWhenUsed/>
     <w:qFormat/>
     <w:pPr>
-      <w:spacing w:after="100" w:before="100"/>
-      <w:ind w:firstLine="0" w:left="480" w:right="480"/>
+      <w:spacing w:before="100" w:after="100"/>
+      <w:ind w:left="480" w:right="480"/>
     </w:pPr>
   </w:style>
-  <w:style w:styleId="FootnoteText" w:type="paragraph">
-    <w:name w:val="Footnote Text"/>
+  <w:style w:type="paragraph" w:styleId="FootnoteText">
+    <w:name w:val="footnote text"/>
     <w:basedOn w:val="Normal"/>
-    <w:next w:val="FootnoteText"/>
     <w:uiPriority w:val="9"/>
     <w:unhideWhenUsed/>
     <w:qFormat/>
   </w:style>
-  <w:style w:default="1" w:styleId="DefaultParagraphFont" w:type="character">
-    <w:name w:val="Default Paragraph Font"/>
-    <w:semiHidden/>
-    <w:unhideWhenUsed/>
-  </w:style>
-  <w:style w:default="1" w:styleId="Table" w:type="table">
+  <w:style w:type="table" w:customStyle="1" w:styleId="Table">
     <w:name w:val="Table"/>
-    <w:basedOn w:val="TableNormal"/>
     <w:semiHidden/>
     <w:unhideWhenUsed/>
     <w:qFormat/>
     <w:tblPr>
-      <w:tblInd w:type="dxa" w:w="0"/>
+      <w:tblInd w:w="0" w:type="dxa"/>
       <w:tblCellMar>
-        <w:top w:type="dxa" w:w="0"/>
-        <w:left w:type="dxa" w:w="108"/>
-        <w:bottom w:type="dxa" w:w="0"/>
-        <w:right w:type="dxa" w:w="108"/>
+        <w:top w:w="0" w:type="dxa"/>
+        <w:left w:w="108" w:type="dxa"/>
+        <w:bottom w:w="0" w:type="dxa"/>
+        <w:right w:w="108" w:type="dxa"/>
       </w:tblCellMar>
     </w:tblPr>
     <w:tblStylePr w:type="firstRow">
       <w:tblPr>
         <w:jc w:val="left"/>
-        <w:tblInd w:type="dxa" w:w="0"/>
       </w:tblPr>
       <w:trPr>
         <w:jc w:val="left"/>
       </w:trPr>
       <w:tcPr>
+        <w:tcBorders>
+          <w:bottom w:val="single" w:sz="0" w:space="0" w:color="auto"/>
+        </w:tcBorders>
         <w:vAlign w:val="bottom"/>
-        <w:tcBorders>
-          <w:bottom w:val="single"/>
-        </w:tcBorders>
       </w:tcPr>
     </w:tblStylePr>
   </w:style>
-  <w:style w:customStyle="1" w:styleId="DefinitionTerm" w:type="paragraph">
+  <w:style w:type="paragraph" w:customStyle="1" w:styleId="DefinitionTerm">
     <w:name w:val="Definition Term"/>
     <w:basedOn w:val="Normal"/>
     <w:next w:val="Definition"/>
@@ -2227,75 +2552,73 @@
       <w:b/>
     </w:rPr>
   </w:style>
-  <w:style w:customStyle="1" w:styleId="Definition" w:type="paragraph">
+  <w:style w:type="paragraph" w:customStyle="1" w:styleId="Definition">
     <w:name w:val="Definition"/>
     <w:basedOn w:val="Normal"/>
   </w:style>
-  <w:style w:styleId="Caption" w:type="paragraph">
-    <w:name w:val="Caption"/>
+  <w:style w:type="paragraph" w:styleId="Caption">
+    <w:name w:val="caption"/>
     <w:basedOn w:val="Normal"/>
-    <w:link w:val="BodyTextChar"/>
-    <w:pPr>
-      <w:spacing w:after="120" w:before="0"/>
-    </w:pPr>
+    <w:link w:val="CaptionChar"/>
     <w:rPr>
       <w:i/>
     </w:rPr>
   </w:style>
-  <w:style w:customStyle="1" w:styleId="TableCaption" w:type="paragraph">
+  <w:style w:type="paragraph" w:customStyle="1" w:styleId="TableCaption">
     <w:name w:val="Table Caption"/>
     <w:basedOn w:val="Caption"/>
     <w:pPr>
       <w:keepNext/>
     </w:pPr>
   </w:style>
-  <w:style w:customStyle="1" w:styleId="ImageCaption" w:type="paragraph">
+  <w:style w:type="paragraph" w:customStyle="1" w:styleId="ImageCaption">
     <w:name w:val="Image Caption"/>
     <w:basedOn w:val="Caption"/>
   </w:style>
-  <w:style w:customStyle="1" w:styleId="Figure" w:type="paragraph">
+  <w:style w:type="paragraph" w:customStyle="1" w:styleId="Figure">
     <w:name w:val="Figure"/>
     <w:basedOn w:val="Normal"/>
   </w:style>
-  <w:style w:customStyle="1" w:styleId="CaptionedFigure" w:type="paragraph">
+  <w:style w:type="paragraph" w:customStyle="1" w:styleId="CaptionedFigure">
     <w:name w:val="Captioned Figure"/>
     <w:basedOn w:val="Figure"/>
     <w:pPr>
       <w:keepNext/>
     </w:pPr>
   </w:style>
-  <w:style w:customStyle="1" w:styleId="BodyTextChar" w:type="character">
-    <w:name w:val="Body Text Char"/>
+  <w:style w:type="character" w:customStyle="1" w:styleId="CaptionChar">
+    <w:name w:val="Caption Char"/>
     <w:basedOn w:val="DefaultParagraphFont"/>
-    <w:link w:val="BodyText"/>
-  </w:style>
-  <w:style w:customStyle="1" w:styleId="VerbatimChar" w:type="character">
+    <w:link w:val="Caption"/>
+  </w:style>
+  <w:style w:type="character" w:customStyle="1" w:styleId="VerbatimChar">
     <w:name w:val="Verbatim Char"/>
-    <w:basedOn w:val="BodyTextChar"/>
+    <w:basedOn w:val="CaptionChar"/>
+    <w:link w:val="SourceCode"/>
     <w:rPr>
       <w:rFonts w:ascii="Consolas" w:hAnsi="Consolas"/>
       <w:sz w:val="22"/>
     </w:rPr>
   </w:style>
-  <w:style w:customStyle="1" w:styleId="SectionNumber" w:type="character">
+  <w:style w:type="character" w:customStyle="1" w:styleId="SectionNumber">
     <w:name w:val="Section Number"/>
-    <w:basedOn w:val="BodyTextChar"/>
-  </w:style>
-  <w:style w:styleId="FootnoteReference" w:type="character">
-    <w:name w:val="Footnote Reference"/>
-    <w:basedOn w:val="BodyTextChar"/>
+    <w:basedOn w:val="CaptionChar"/>
+  </w:style>
+  <w:style w:type="character" w:styleId="FootnoteReference">
+    <w:name w:val="footnote reference"/>
+    <w:basedOn w:val="CaptionChar"/>
     <w:rPr>
       <w:vertAlign w:val="superscript"/>
     </w:rPr>
   </w:style>
-  <w:style w:styleId="Hyperlink" w:type="character">
+  <w:style w:type="character" w:styleId="Hyperlink">
     <w:name w:val="Hyperlink"/>
-    <w:basedOn w:val="BodyTextChar"/>
-    <w:rPr>
-      <w:color w:themeColor="accent1" w:val="4F81BD"/>
-    </w:rPr>
-  </w:style>
-  <w:style w:styleId="TOCHeading" w:type="paragraph">
+    <w:basedOn w:val="CaptionChar"/>
+    <w:rPr>
+      <w:color w:val="4F81BD" w:themeColor="accent1"/>
+    </w:rPr>
+  </w:style>
+  <w:style w:type="paragraph" w:styleId="TOCHeading">
     <w:name w:val="TOC Heading"/>
     <w:basedOn w:val="Heading1"/>
     <w:next w:val="BodyText"/>
@@ -2307,10 +2630,9 @@
       <w:outlineLvl w:val="9"/>
     </w:pPr>
     <w:rPr>
-      <w:rFonts w:asciiTheme="majorHAnsi" w:cstheme="majorBidi" w:eastAsiaTheme="majorEastAsia" w:hAnsiTheme="majorHAnsi"/>
       <w:b w:val="0"/>
       <w:bCs w:val="0"/>
-      <w:color w:themeColor="accent1" w:themeShade="BF" w:val="365F91"/>
+      <w:color w:val="365F91" w:themeColor="accent1" w:themeShade="BF"/>
     </w:rPr>
   </w:style>
   <w:style w:type="paragraph" w:customStyle="1" w:styleId="SourceCode">
@@ -2318,234 +2640,299 @@
     <w:basedOn w:val="Normal"/>
     <w:link w:val="VerbatimChar"/>
     <w:pPr>
-      <w:wordWrap w:val="off"/>
+      <w:wordWrap w:val="0"/>
     </w:pPr>
   </w:style>
   <w:style w:type="character" w:customStyle="1" w:styleId="KeywordTok">
     <w:name w:val="KeywordTok"/>
     <w:basedOn w:val="VerbatimChar"/>
     <w:rPr>
+      <w:rFonts w:ascii="Consolas" w:hAnsi="Consolas"/>
+      <w:b/>
       <w:color w:val="007020"/>
-      <w:b/>
+      <w:sz w:val="22"/>
     </w:rPr>
   </w:style>
   <w:style w:type="character" w:customStyle="1" w:styleId="DataTypeTok">
     <w:name w:val="DataTypeTok"/>
     <w:basedOn w:val="VerbatimChar"/>
     <w:rPr>
+      <w:rFonts w:ascii="Consolas" w:hAnsi="Consolas"/>
       <w:color w:val="902000"/>
+      <w:sz w:val="22"/>
     </w:rPr>
   </w:style>
   <w:style w:type="character" w:customStyle="1" w:styleId="DecValTok">
     <w:name w:val="DecValTok"/>
     <w:basedOn w:val="VerbatimChar"/>
     <w:rPr>
-      <w:color w:val="40a070"/>
+      <w:rFonts w:ascii="Consolas" w:hAnsi="Consolas"/>
+      <w:color w:val="40A070"/>
+      <w:sz w:val="22"/>
     </w:rPr>
   </w:style>
   <w:style w:type="character" w:customStyle="1" w:styleId="BaseNTok">
     <w:name w:val="BaseNTok"/>
     <w:basedOn w:val="VerbatimChar"/>
     <w:rPr>
-      <w:color w:val="40a070"/>
+      <w:rFonts w:ascii="Consolas" w:hAnsi="Consolas"/>
+      <w:color w:val="40A070"/>
+      <w:sz w:val="22"/>
     </w:rPr>
   </w:style>
   <w:style w:type="character" w:customStyle="1" w:styleId="FloatTok">
     <w:name w:val="FloatTok"/>
     <w:basedOn w:val="VerbatimChar"/>
     <w:rPr>
-      <w:color w:val="40a070"/>
+      <w:rFonts w:ascii="Consolas" w:hAnsi="Consolas"/>
+      <w:color w:val="40A070"/>
+      <w:sz w:val="22"/>
     </w:rPr>
   </w:style>
   <w:style w:type="character" w:customStyle="1" w:styleId="ConstantTok">
     <w:name w:val="ConstantTok"/>
     <w:basedOn w:val="VerbatimChar"/>
     <w:rPr>
+      <w:rFonts w:ascii="Consolas" w:hAnsi="Consolas"/>
       <w:color w:val="880000"/>
+      <w:sz w:val="22"/>
     </w:rPr>
   </w:style>
   <w:style w:type="character" w:customStyle="1" w:styleId="CharTok">
     <w:name w:val="CharTok"/>
     <w:basedOn w:val="VerbatimChar"/>
     <w:rPr>
-      <w:color w:val="4070a0"/>
+      <w:rFonts w:ascii="Consolas" w:hAnsi="Consolas"/>
+      <w:color w:val="4070A0"/>
+      <w:sz w:val="22"/>
     </w:rPr>
   </w:style>
   <w:style w:type="character" w:customStyle="1" w:styleId="SpecialCharTok">
     <w:name w:val="SpecialCharTok"/>
     <w:basedOn w:val="VerbatimChar"/>
     <w:rPr>
-      <w:color w:val="4070a0"/>
+      <w:rFonts w:ascii="Consolas" w:hAnsi="Consolas"/>
+      <w:color w:val="4070A0"/>
+      <w:sz w:val="22"/>
     </w:rPr>
   </w:style>
   <w:style w:type="character" w:customStyle="1" w:styleId="StringTok">
     <w:name w:val="StringTok"/>
     <w:basedOn w:val="VerbatimChar"/>
     <w:rPr>
-      <w:color w:val="4070a0"/>
+      <w:rFonts w:ascii="Consolas" w:hAnsi="Consolas"/>
+      <w:color w:val="4070A0"/>
+      <w:sz w:val="22"/>
     </w:rPr>
   </w:style>
   <w:style w:type="character" w:customStyle="1" w:styleId="VerbatimStringTok">
     <w:name w:val="VerbatimStringTok"/>
     <w:basedOn w:val="VerbatimChar"/>
     <w:rPr>
-      <w:color w:val="4070a0"/>
+      <w:rFonts w:ascii="Consolas" w:hAnsi="Consolas"/>
+      <w:color w:val="4070A0"/>
+      <w:sz w:val="22"/>
     </w:rPr>
   </w:style>
   <w:style w:type="character" w:customStyle="1" w:styleId="SpecialStringTok">
     <w:name w:val="SpecialStringTok"/>
     <w:basedOn w:val="VerbatimChar"/>
     <w:rPr>
-      <w:color w:val="bb6688"/>
+      <w:rFonts w:ascii="Consolas" w:hAnsi="Consolas"/>
+      <w:color w:val="BB6688"/>
+      <w:sz w:val="22"/>
     </w:rPr>
   </w:style>
   <w:style w:type="character" w:customStyle="1" w:styleId="ImportTok">
     <w:name w:val="ImportTok"/>
     <w:basedOn w:val="VerbatimChar"/>
     <w:rPr>
+      <w:rFonts w:ascii="Consolas" w:hAnsi="Consolas"/>
+      <w:b/>
       <w:color w:val="008000"/>
-      <w:b/>
+      <w:sz w:val="22"/>
     </w:rPr>
   </w:style>
   <w:style w:type="character" w:customStyle="1" w:styleId="CommentTok">
     <w:name w:val="CommentTok"/>
     <w:basedOn w:val="VerbatimChar"/>
     <w:rPr>
-      <w:color w:val="60a0b0"/>
+      <w:rFonts w:ascii="Consolas" w:hAnsi="Consolas"/>
       <w:i/>
+      <w:color w:val="60A0B0"/>
+      <w:sz w:val="22"/>
     </w:rPr>
   </w:style>
   <w:style w:type="character" w:customStyle="1" w:styleId="DocumentationTok">
     <w:name w:val="DocumentationTok"/>
     <w:basedOn w:val="VerbatimChar"/>
     <w:rPr>
-      <w:color w:val="ba2121"/>
+      <w:rFonts w:ascii="Consolas" w:hAnsi="Consolas"/>
       <w:i/>
+      <w:color w:val="BA2121"/>
+      <w:sz w:val="22"/>
     </w:rPr>
   </w:style>
   <w:style w:type="character" w:customStyle="1" w:styleId="AnnotationTok">
     <w:name w:val="AnnotationTok"/>
     <w:basedOn w:val="VerbatimChar"/>
     <w:rPr>
-      <w:color w:val="60a0b0"/>
+      <w:rFonts w:ascii="Consolas" w:hAnsi="Consolas"/>
       <w:b/>
       <w:i/>
+      <w:color w:val="60A0B0"/>
+      <w:sz w:val="22"/>
     </w:rPr>
   </w:style>
   <w:style w:type="character" w:customStyle="1" w:styleId="CommentVarTok">
     <w:name w:val="CommentVarTok"/>
     <w:basedOn w:val="VerbatimChar"/>
     <w:rPr>
-      <w:color w:val="60a0b0"/>
+      <w:rFonts w:ascii="Consolas" w:hAnsi="Consolas"/>
       <w:b/>
       <w:i/>
+      <w:color w:val="60A0B0"/>
+      <w:sz w:val="22"/>
     </w:rPr>
   </w:style>
   <w:style w:type="character" w:customStyle="1" w:styleId="OtherTok">
     <w:name w:val="OtherTok"/>
     <w:basedOn w:val="VerbatimChar"/>
     <w:rPr>
+      <w:rFonts w:ascii="Consolas" w:hAnsi="Consolas"/>
       <w:color w:val="007020"/>
+      <w:sz w:val="22"/>
     </w:rPr>
   </w:style>
   <w:style w:type="character" w:customStyle="1" w:styleId="FunctionTok">
     <w:name w:val="FunctionTok"/>
     <w:basedOn w:val="VerbatimChar"/>
     <w:rPr>
-      <w:color w:val="06287e"/>
+      <w:rFonts w:ascii="Consolas" w:hAnsi="Consolas"/>
+      <w:color w:val="06287E"/>
+      <w:sz w:val="22"/>
     </w:rPr>
   </w:style>
   <w:style w:type="character" w:customStyle="1" w:styleId="VariableTok">
     <w:name w:val="VariableTok"/>
     <w:basedOn w:val="VerbatimChar"/>
     <w:rPr>
-      <w:color w:val="19177c"/>
+      <w:rFonts w:ascii="Consolas" w:hAnsi="Consolas"/>
+      <w:color w:val="19177C"/>
+      <w:sz w:val="22"/>
     </w:rPr>
   </w:style>
   <w:style w:type="character" w:customStyle="1" w:styleId="ControlFlowTok">
     <w:name w:val="ControlFlowTok"/>
     <w:basedOn w:val="VerbatimChar"/>
     <w:rPr>
+      <w:rFonts w:ascii="Consolas" w:hAnsi="Consolas"/>
+      <w:b/>
       <w:color w:val="007020"/>
-      <w:b/>
+      <w:sz w:val="22"/>
     </w:rPr>
   </w:style>
   <w:style w:type="character" w:customStyle="1" w:styleId="OperatorTok">
     <w:name w:val="OperatorTok"/>
     <w:basedOn w:val="VerbatimChar"/>
     <w:rPr>
+      <w:rFonts w:ascii="Consolas" w:hAnsi="Consolas"/>
       <w:color w:val="666666"/>
+      <w:sz w:val="22"/>
     </w:rPr>
   </w:style>
   <w:style w:type="character" w:customStyle="1" w:styleId="BuiltInTok">
     <w:name w:val="BuiltInTok"/>
     <w:basedOn w:val="VerbatimChar"/>
     <w:rPr>
+      <w:rFonts w:ascii="Consolas" w:hAnsi="Consolas"/>
       <w:color w:val="008000"/>
+      <w:sz w:val="22"/>
     </w:rPr>
   </w:style>
   <w:style w:type="character" w:customStyle="1" w:styleId="ExtensionTok">
     <w:name w:val="ExtensionTok"/>
     <w:basedOn w:val="VerbatimChar"/>
-    <w:rPr/>
+    <w:rPr>
+      <w:rFonts w:ascii="Consolas" w:hAnsi="Consolas"/>
+      <w:sz w:val="22"/>
+    </w:rPr>
   </w:style>
   <w:style w:type="character" w:customStyle="1" w:styleId="PreprocessorTok">
     <w:name w:val="PreprocessorTok"/>
     <w:basedOn w:val="VerbatimChar"/>
     <w:rPr>
-      <w:color w:val="bc7a00"/>
+      <w:rFonts w:ascii="Consolas" w:hAnsi="Consolas"/>
+      <w:color w:val="BC7A00"/>
+      <w:sz w:val="22"/>
     </w:rPr>
   </w:style>
   <w:style w:type="character" w:customStyle="1" w:styleId="AttributeTok">
     <w:name w:val="AttributeTok"/>
     <w:basedOn w:val="VerbatimChar"/>
     <w:rPr>
-      <w:color w:val="7d9029"/>
+      <w:rFonts w:ascii="Consolas" w:hAnsi="Consolas"/>
+      <w:color w:val="7D9029"/>
+      <w:sz w:val="22"/>
     </w:rPr>
   </w:style>
   <w:style w:type="character" w:customStyle="1" w:styleId="RegionMarkerTok">
     <w:name w:val="RegionMarkerTok"/>
     <w:basedOn w:val="VerbatimChar"/>
-    <w:rPr/>
+    <w:rPr>
+      <w:rFonts w:ascii="Consolas" w:hAnsi="Consolas"/>
+      <w:sz w:val="22"/>
+    </w:rPr>
   </w:style>
   <w:style w:type="character" w:customStyle="1" w:styleId="InformationTok">
     <w:name w:val="InformationTok"/>
     <w:basedOn w:val="VerbatimChar"/>
     <w:rPr>
-      <w:color w:val="60a0b0"/>
+      <w:rFonts w:ascii="Consolas" w:hAnsi="Consolas"/>
       <w:b/>
       <w:i/>
+      <w:color w:val="60A0B0"/>
+      <w:sz w:val="22"/>
     </w:rPr>
   </w:style>
   <w:style w:type="character" w:customStyle="1" w:styleId="WarningTok">
     <w:name w:val="WarningTok"/>
     <w:basedOn w:val="VerbatimChar"/>
     <w:rPr>
-      <w:color w:val="60a0b0"/>
+      <w:rFonts w:ascii="Consolas" w:hAnsi="Consolas"/>
       <w:b/>
       <w:i/>
+      <w:color w:val="60A0B0"/>
+      <w:sz w:val="22"/>
     </w:rPr>
   </w:style>
   <w:style w:type="character" w:customStyle="1" w:styleId="AlertTok">
     <w:name w:val="AlertTok"/>
     <w:basedOn w:val="VerbatimChar"/>
     <w:rPr>
-      <w:color w:val="ff0000"/>
+      <w:rFonts w:ascii="Consolas" w:hAnsi="Consolas"/>
       <w:b/>
+      <w:color w:val="FF0000"/>
+      <w:sz w:val="22"/>
     </w:rPr>
   </w:style>
   <w:style w:type="character" w:customStyle="1" w:styleId="ErrorTok">
     <w:name w:val="ErrorTok"/>
     <w:basedOn w:val="VerbatimChar"/>
     <w:rPr>
-      <w:color w:val="ff0000"/>
+      <w:rFonts w:ascii="Consolas" w:hAnsi="Consolas"/>
       <w:b/>
+      <w:color w:val="FF0000"/>
+      <w:sz w:val="22"/>
     </w:rPr>
   </w:style>
   <w:style w:type="character" w:customStyle="1" w:styleId="NormalTok">
     <w:name w:val="NormalTok"/>
     <w:basedOn w:val="VerbatimChar"/>
-    <w:rPr/>
+    <w:rPr>
+      <w:rFonts w:ascii="Consolas" w:hAnsi="Consolas"/>
+      <w:sz w:val="22"/>
+    </w:rPr>
   </w:style>
 </w:styles>
 </file>
